--- a/travail progrrammmtion.docx
+++ b/travail progrrammmtion.docx
@@ -42,6 +42,223 @@
         <w:pStyle w:val="BodyText"/>
         <w:numPr>
           <w:ilvl w:val="0"/>
+          <w:numId w:val="1"/>
+        </w:numPr>
+        <w:tabs>
+          <w:tab w:val="left" w:pos="709" w:leader="none"/>
+        </w:tabs>
+        <w:bidi w:val="0"/>
+        <w:ind w:hanging="283" w:start="709"/>
+        <w:jc w:val="start"/>
+        <w:rPr/>
+      </w:pPr>
+      <w:r>
+        <w:rPr/>
+        <w:t>Générateur de mot de passe</w:t>
+      </w:r>
+    </w:p>
+    <w:p>
+      <w:pPr>
+        <w:pStyle w:val="BodyText"/>
+        <w:numPr>
+          <w:ilvl w:val="0"/>
+          <w:numId w:val="1"/>
+        </w:numPr>
+        <w:tabs>
+          <w:tab w:val="left" w:pos="709" w:leader="none"/>
+        </w:tabs>
+        <w:bidi w:val="0"/>
+        <w:ind w:hanging="283" w:start="709"/>
+        <w:jc w:val="start"/>
+        <w:rPr/>
+      </w:pPr>
+      <w:r>
+        <w:rPr/>
+        <w:t>Convertisseur de devises (API ou taux local)</w:t>
+      </w:r>
+    </w:p>
+    <w:p>
+      <w:pPr>
+        <w:pStyle w:val="BodyText"/>
+        <w:numPr>
+          <w:ilvl w:val="0"/>
+          <w:numId w:val="1"/>
+        </w:numPr>
+        <w:tabs>
+          <w:tab w:val="left" w:pos="709" w:leader="none"/>
+        </w:tabs>
+        <w:bidi w:val="0"/>
+        <w:ind w:hanging="283" w:start="709"/>
+        <w:jc w:val="start"/>
+        <w:rPr/>
+      </w:pPr>
+      <w:r>
+        <w:rPr/>
+        <w:t>Calculatrice CLI</w:t>
+      </w:r>
+    </w:p>
+    <w:p>
+      <w:pPr>
+        <w:pStyle w:val="BodyText"/>
+        <w:numPr>
+          <w:ilvl w:val="0"/>
+          <w:numId w:val="1"/>
+        </w:numPr>
+        <w:tabs>
+          <w:tab w:val="left" w:pos="709" w:leader="none"/>
+        </w:tabs>
+        <w:bidi w:val="0"/>
+        <w:ind w:hanging="283" w:start="709"/>
+        <w:jc w:val="start"/>
+        <w:rPr/>
+      </w:pPr>
+      <w:r>
+        <w:rPr/>
+        <w:t>Analyseur de texte (compter les mots, lettres, etc.)</w:t>
+      </w:r>
+    </w:p>
+    <w:p>
+      <w:pPr>
+        <w:pStyle w:val="BodyText"/>
+        <w:numPr>
+          <w:ilvl w:val="0"/>
+          <w:numId w:val="1"/>
+        </w:numPr>
+        <w:tabs>
+          <w:tab w:val="left" w:pos="709" w:leader="none"/>
+        </w:tabs>
+        <w:bidi w:val="0"/>
+        <w:ind w:hanging="283" w:start="709"/>
+        <w:jc w:val="start"/>
+        <w:rPr/>
+      </w:pPr>
+      <w:r>
+        <w:rPr/>
+        <w:t>Mini-jeu : Pierre-papier-ciseaux</w:t>
+      </w:r>
+    </w:p>
+    <w:p>
+      <w:pPr>
+        <w:pStyle w:val="BodyText"/>
+        <w:numPr>
+          <w:ilvl w:val="0"/>
+          <w:numId w:val="1"/>
+        </w:numPr>
+        <w:tabs>
+          <w:tab w:val="left" w:pos="709" w:leader="none"/>
+        </w:tabs>
+        <w:bidi w:val="0"/>
+        <w:ind w:hanging="283" w:start="709"/>
+        <w:jc w:val="start"/>
+        <w:rPr/>
+      </w:pPr>
+      <w:r>
+        <w:rPr/>
+        <w:t>Scraper d’images simple (requests + BeautifulSoup)</w:t>
+      </w:r>
+    </w:p>
+    <w:p>
+      <w:pPr>
+        <w:pStyle w:val="BodyText"/>
+        <w:numPr>
+          <w:ilvl w:val="0"/>
+          <w:numId w:val="1"/>
+        </w:numPr>
+        <w:tabs>
+          <w:tab w:val="left" w:pos="709" w:leader="none"/>
+        </w:tabs>
+        <w:bidi w:val="0"/>
+        <w:ind w:hanging="283" w:start="709"/>
+        <w:jc w:val="start"/>
+        <w:rPr/>
+      </w:pPr>
+      <w:r>
+        <w:rPr/>
+        <w:t>Détecteur de palindrome</w:t>
+      </w:r>
+    </w:p>
+    <w:p>
+      <w:pPr>
+        <w:pStyle w:val="BodyText"/>
+        <w:numPr>
+          <w:ilvl w:val="0"/>
+          <w:numId w:val="1"/>
+        </w:numPr>
+        <w:tabs>
+          <w:tab w:val="left" w:pos="709" w:leader="none"/>
+        </w:tabs>
+        <w:bidi w:val="0"/>
+        <w:ind w:hanging="283" w:start="709"/>
+        <w:jc w:val="start"/>
+        <w:rPr/>
+      </w:pPr>
+      <w:r>
+        <w:rPr/>
+        <w:t>To-do list en console (avec fichier texte)</w:t>
+      </w:r>
+    </w:p>
+    <w:p>
+      <w:pPr>
+        <w:pStyle w:val="BodyText"/>
+        <w:numPr>
+          <w:ilvl w:val="0"/>
+          <w:numId w:val="1"/>
+        </w:numPr>
+        <w:tabs>
+          <w:tab w:val="left" w:pos="709" w:leader="none"/>
+        </w:tabs>
+        <w:bidi w:val="0"/>
+        <w:ind w:hanging="283" w:start="709"/>
+        <w:jc w:val="start"/>
+        <w:rPr/>
+      </w:pPr>
+      <w:r>
+        <w:rPr/>
+        <w:t>Bot Telegram simple (message automatique)</w:t>
+      </w:r>
+    </w:p>
+    <w:p>
+      <w:pPr>
+        <w:pStyle w:val="BodyText"/>
+        <w:numPr>
+          <w:ilvl w:val="0"/>
+          <w:numId w:val="1"/>
+        </w:numPr>
+        <w:tabs>
+          <w:tab w:val="left" w:pos="709" w:leader="none"/>
+        </w:tabs>
+        <w:bidi w:val="0"/>
+        <w:ind w:hanging="283" w:start="709"/>
+        <w:jc w:val="start"/>
+        <w:rPr/>
+      </w:pPr>
+      <w:r>
+        <w:rPr/>
+        <w:t>Script de renommage de fichiers en masse</w:t>
+      </w:r>
+    </w:p>
+    <w:p>
+      <w:pPr>
+        <w:pStyle w:val="Heading3"/>
+        <w:bidi w:val="0"/>
+        <w:ind w:hanging="0" w:start="0"/>
+        <w:jc w:val="start"/>
+        <w:rPr/>
+      </w:pPr>
+      <w:r>
+        <w:rPr/>
+        <w:t xml:space="preserve">🔸 </w:t>
+      </w:r>
+      <w:r>
+        <w:rPr/>
+        <w:t>Niveau Moyen</w:t>
+      </w:r>
+    </w:p>
+    <w:p>
+      <w:pPr>
+        <w:pStyle w:val="BodyText"/>
+        <w:numPr>
+          <w:ilvl w:val="0"/>
           <w:numId w:val="2"/>
         </w:numPr>
         <w:tabs>
@@ -54,7 +271,7 @@
       </w:pPr>
       <w:r>
         <w:rPr/>
-        <w:t>Générateur de mot de passe</w:t>
+        <w:t>Gestionnaire de notes avec interface Tkinter</w:t>
       </w:r>
     </w:p>
     <w:p>
@@ -74,7 +291,7 @@
       </w:pPr>
       <w:r>
         <w:rPr/>
-        <w:t>Convertisseur de devises (API ou taux local)</w:t>
+        <w:t>Chat TCP entre deux machines</w:t>
       </w:r>
     </w:p>
     <w:p>
@@ -94,7 +311,7 @@
       </w:pPr>
       <w:r>
         <w:rPr/>
-        <w:t>Calculatrice CLI</w:t>
+        <w:t>Analyseur de logs système</w:t>
       </w:r>
     </w:p>
     <w:p>
@@ -114,7 +331,7 @@
       </w:pPr>
       <w:r>
         <w:rPr/>
-        <w:t>Analyseur de texte (compter les mots, lettres, etc.)</w:t>
+        <w:t>API Flask basique (CRUD)</w:t>
       </w:r>
     </w:p>
     <w:p>
@@ -134,7 +351,7 @@
       </w:pPr>
       <w:r>
         <w:rPr/>
-        <w:t>Mini-jeu : Pierre-papier-ciseaux</w:t>
+        <w:t>Générateur de QR Code</w:t>
       </w:r>
     </w:p>
     <w:p>
@@ -154,7 +371,7 @@
       </w:pPr>
       <w:r>
         <w:rPr/>
-        <w:t>Scraper d’images simple (requests + BeautifulSoup)</w:t>
+        <w:t>Script d’automatisation Linux (crontab + subprocess)</w:t>
       </w:r>
     </w:p>
     <w:p>
@@ -174,7 +391,7 @@
       </w:pPr>
       <w:r>
         <w:rPr/>
-        <w:t>Détecteur de palindrome</w:t>
+        <w:t>Système de login/inscription avec fichier JSON</w:t>
       </w:r>
     </w:p>
     <w:p>
@@ -194,7 +411,7 @@
       </w:pPr>
       <w:r>
         <w:rPr/>
-        <w:t>To-do list en console (avec fichier texte)</w:t>
+        <w:t>Jeu Snake avec Pygame</w:t>
       </w:r>
     </w:p>
     <w:p>
@@ -214,7 +431,7 @@
       </w:pPr>
       <w:r>
         <w:rPr/>
-        <w:t>Bot Telegram simple (message automatique)</w:t>
+        <w:t>Serveur WebSocket simple</w:t>
       </w:r>
     </w:p>
     <w:p>
@@ -234,7 +451,7 @@
       </w:pPr>
       <w:r>
         <w:rPr/>
-        <w:t>Script de renommage de fichiers en masse</w:t>
+        <w:t>Convertisseur de fichiers (CSV ↔ JSON ↔ XML)</w:t>
       </w:r>
     </w:p>
     <w:p>
@@ -247,11 +464,11 @@
       </w:pPr>
       <w:r>
         <w:rPr/>
-        <w:t xml:space="preserve">🔸 </w:t>
-      </w:r>
-      <w:r>
-        <w:rPr/>
-        <w:t>Niveau Moyen</w:t>
+        <w:t xml:space="preserve">🔺 </w:t>
+      </w:r>
+      <w:r>
+        <w:rPr/>
+        <w:t>Niveau Difficile</w:t>
       </w:r>
     </w:p>
     <w:p>
@@ -271,7 +488,7 @@
       </w:pPr>
       <w:r>
         <w:rPr/>
-        <w:t>Gestionnaire de notes avec interface Tkinter</w:t>
+        <w:t>Système de chiffrement RSA/ChaCha20</w:t>
       </w:r>
     </w:p>
     <w:p>
@@ -291,7 +508,7 @@
       </w:pPr>
       <w:r>
         <w:rPr/>
-        <w:t>Chat TCP entre deux machines</w:t>
+        <w:t>Interpréteur de mini-langage (analyse lexicale et syntaxique)</w:t>
       </w:r>
     </w:p>
     <w:p>
@@ -300,223 +517,6 @@
         <w:numPr>
           <w:ilvl w:val="0"/>
           <w:numId w:val="3"/>
-        </w:numPr>
-        <w:tabs>
-          <w:tab w:val="left" w:pos="709" w:leader="none"/>
-        </w:tabs>
-        <w:bidi w:val="0"/>
-        <w:ind w:hanging="283" w:start="709"/>
-        <w:jc w:val="start"/>
-        <w:rPr/>
-      </w:pPr>
-      <w:r>
-        <w:rPr/>
-        <w:t>Analyseur de logs système</w:t>
-      </w:r>
-    </w:p>
-    <w:p>
-      <w:pPr>
-        <w:pStyle w:val="BodyText"/>
-        <w:numPr>
-          <w:ilvl w:val="0"/>
-          <w:numId w:val="3"/>
-        </w:numPr>
-        <w:tabs>
-          <w:tab w:val="left" w:pos="709" w:leader="none"/>
-        </w:tabs>
-        <w:bidi w:val="0"/>
-        <w:ind w:hanging="283" w:start="709"/>
-        <w:jc w:val="start"/>
-        <w:rPr/>
-      </w:pPr>
-      <w:r>
-        <w:rPr/>
-        <w:t>API Flask basique (CRUD)</w:t>
-      </w:r>
-    </w:p>
-    <w:p>
-      <w:pPr>
-        <w:pStyle w:val="BodyText"/>
-        <w:numPr>
-          <w:ilvl w:val="0"/>
-          <w:numId w:val="3"/>
-        </w:numPr>
-        <w:tabs>
-          <w:tab w:val="left" w:pos="709" w:leader="none"/>
-        </w:tabs>
-        <w:bidi w:val="0"/>
-        <w:ind w:hanging="283" w:start="709"/>
-        <w:jc w:val="start"/>
-        <w:rPr/>
-      </w:pPr>
-      <w:r>
-        <w:rPr/>
-        <w:t>Générateur de QR Code</w:t>
-      </w:r>
-    </w:p>
-    <w:p>
-      <w:pPr>
-        <w:pStyle w:val="BodyText"/>
-        <w:numPr>
-          <w:ilvl w:val="0"/>
-          <w:numId w:val="3"/>
-        </w:numPr>
-        <w:tabs>
-          <w:tab w:val="left" w:pos="709" w:leader="none"/>
-        </w:tabs>
-        <w:bidi w:val="0"/>
-        <w:ind w:hanging="283" w:start="709"/>
-        <w:jc w:val="start"/>
-        <w:rPr/>
-      </w:pPr>
-      <w:r>
-        <w:rPr/>
-        <w:t>Script d’automatisation Linux (crontab + subprocess)</w:t>
-      </w:r>
-    </w:p>
-    <w:p>
-      <w:pPr>
-        <w:pStyle w:val="BodyText"/>
-        <w:numPr>
-          <w:ilvl w:val="0"/>
-          <w:numId w:val="3"/>
-        </w:numPr>
-        <w:tabs>
-          <w:tab w:val="left" w:pos="709" w:leader="none"/>
-        </w:tabs>
-        <w:bidi w:val="0"/>
-        <w:ind w:hanging="283" w:start="709"/>
-        <w:jc w:val="start"/>
-        <w:rPr/>
-      </w:pPr>
-      <w:r>
-        <w:rPr/>
-        <w:t>Système de login/inscription avec fichier JSON</w:t>
-      </w:r>
-    </w:p>
-    <w:p>
-      <w:pPr>
-        <w:pStyle w:val="BodyText"/>
-        <w:numPr>
-          <w:ilvl w:val="0"/>
-          <w:numId w:val="3"/>
-        </w:numPr>
-        <w:tabs>
-          <w:tab w:val="left" w:pos="709" w:leader="none"/>
-        </w:tabs>
-        <w:bidi w:val="0"/>
-        <w:ind w:hanging="283" w:start="709"/>
-        <w:jc w:val="start"/>
-        <w:rPr/>
-      </w:pPr>
-      <w:r>
-        <w:rPr/>
-        <w:t>Jeu Snake avec Pygame</w:t>
-      </w:r>
-    </w:p>
-    <w:p>
-      <w:pPr>
-        <w:pStyle w:val="BodyText"/>
-        <w:numPr>
-          <w:ilvl w:val="0"/>
-          <w:numId w:val="3"/>
-        </w:numPr>
-        <w:tabs>
-          <w:tab w:val="left" w:pos="709" w:leader="none"/>
-        </w:tabs>
-        <w:bidi w:val="0"/>
-        <w:ind w:hanging="283" w:start="709"/>
-        <w:jc w:val="start"/>
-        <w:rPr/>
-      </w:pPr>
-      <w:r>
-        <w:rPr/>
-        <w:t>Serveur WebSocket simple</w:t>
-      </w:r>
-    </w:p>
-    <w:p>
-      <w:pPr>
-        <w:pStyle w:val="BodyText"/>
-        <w:numPr>
-          <w:ilvl w:val="0"/>
-          <w:numId w:val="3"/>
-        </w:numPr>
-        <w:tabs>
-          <w:tab w:val="left" w:pos="709" w:leader="none"/>
-        </w:tabs>
-        <w:bidi w:val="0"/>
-        <w:ind w:hanging="283" w:start="709"/>
-        <w:jc w:val="start"/>
-        <w:rPr/>
-      </w:pPr>
-      <w:r>
-        <w:rPr/>
-        <w:t>Convertisseur de fichiers (CSV ↔ JSON ↔ XML)</w:t>
-      </w:r>
-    </w:p>
-    <w:p>
-      <w:pPr>
-        <w:pStyle w:val="Heading3"/>
-        <w:bidi w:val="0"/>
-        <w:ind w:hanging="0" w:start="0"/>
-        <w:jc w:val="start"/>
-        <w:rPr/>
-      </w:pPr>
-      <w:r>
-        <w:rPr/>
-        <w:t xml:space="preserve">🔺 </w:t>
-      </w:r>
-      <w:r>
-        <w:rPr/>
-        <w:t>Niveau Difficile</w:t>
-      </w:r>
-    </w:p>
-    <w:p>
-      <w:pPr>
-        <w:pStyle w:val="BodyText"/>
-        <w:numPr>
-          <w:ilvl w:val="0"/>
-          <w:numId w:val="4"/>
-        </w:numPr>
-        <w:tabs>
-          <w:tab w:val="left" w:pos="709" w:leader="none"/>
-        </w:tabs>
-        <w:bidi w:val="0"/>
-        <w:ind w:hanging="283" w:start="709"/>
-        <w:jc w:val="start"/>
-        <w:rPr/>
-      </w:pPr>
-      <w:r>
-        <w:rPr/>
-        <w:t>Système de chiffrement RSA/ChaCha20</w:t>
-      </w:r>
-    </w:p>
-    <w:p>
-      <w:pPr>
-        <w:pStyle w:val="BodyText"/>
-        <w:numPr>
-          <w:ilvl w:val="0"/>
-          <w:numId w:val="4"/>
-        </w:numPr>
-        <w:tabs>
-          <w:tab w:val="left" w:pos="709" w:leader="none"/>
-        </w:tabs>
-        <w:bidi w:val="0"/>
-        <w:ind w:hanging="283" w:start="709"/>
-        <w:jc w:val="start"/>
-        <w:rPr/>
-      </w:pPr>
-      <w:r>
-        <w:rPr/>
-        <w:t>Interpréteur de mini-langage (analyse lexicale et syntaxique)</w:t>
-      </w:r>
-    </w:p>
-    <w:p>
-      <w:pPr>
-        <w:pStyle w:val="BodyText"/>
-        <w:numPr>
-          <w:ilvl w:val="0"/>
-          <w:numId w:val="4"/>
         </w:numPr>
         <w:tabs>
           <w:tab w:val="left" w:pos="709" w:leader="none"/>
@@ -546,7 +546,7 @@
         <w:pStyle w:val="BodyText"/>
         <w:numPr>
           <w:ilvl w:val="0"/>
-          <w:numId w:val="4"/>
+          <w:numId w:val="3"/>
         </w:numPr>
         <w:tabs>
           <w:tab w:val="left" w:pos="709" w:leader="none"/>
@@ -566,7 +566,7 @@
         <w:pStyle w:val="BodyText"/>
         <w:numPr>
           <w:ilvl w:val="0"/>
-          <w:numId w:val="4"/>
+          <w:numId w:val="3"/>
         </w:numPr>
         <w:tabs>
           <w:tab w:val="left" w:pos="709" w:leader="none"/>
@@ -586,7 +586,7 @@
         <w:pStyle w:val="BodyText"/>
         <w:numPr>
           <w:ilvl w:val="0"/>
-          <w:numId w:val="4"/>
+          <w:numId w:val="3"/>
         </w:numPr>
         <w:tabs>
           <w:tab w:val="left" w:pos="709" w:leader="none"/>
@@ -606,7 +606,7 @@
         <w:pStyle w:val="BodyText"/>
         <w:numPr>
           <w:ilvl w:val="0"/>
-          <w:numId w:val="4"/>
+          <w:numId w:val="3"/>
         </w:numPr>
         <w:tabs>
           <w:tab w:val="left" w:pos="709" w:leader="none"/>
@@ -626,7 +626,7 @@
         <w:pStyle w:val="BodyText"/>
         <w:numPr>
           <w:ilvl w:val="0"/>
-          <w:numId w:val="4"/>
+          <w:numId w:val="3"/>
         </w:numPr>
         <w:tabs>
           <w:tab w:val="left" w:pos="709" w:leader="none"/>
@@ -646,7 +646,7 @@
         <w:pStyle w:val="BodyText"/>
         <w:numPr>
           <w:ilvl w:val="0"/>
-          <w:numId w:val="4"/>
+          <w:numId w:val="3"/>
         </w:numPr>
         <w:tabs>
           <w:tab w:val="left" w:pos="709" w:leader="none"/>
@@ -666,7 +666,7 @@
         <w:pStyle w:val="BodyText"/>
         <w:numPr>
           <w:ilvl w:val="0"/>
-          <w:numId w:val="4"/>
+          <w:numId w:val="3"/>
         </w:numPr>
         <w:tabs>
           <w:tab w:val="left" w:pos="709" w:leader="none"/>
@@ -760,6 +760,243 @@
         <w:pStyle w:val="BodyText"/>
         <w:numPr>
           <w:ilvl w:val="0"/>
+          <w:numId w:val="4"/>
+        </w:numPr>
+        <w:tabs>
+          <w:tab w:val="left" w:pos="709" w:leader="none"/>
+        </w:tabs>
+        <w:bidi w:val="0"/>
+        <w:ind w:hanging="283" w:start="709"/>
+        <w:jc w:val="start"/>
+        <w:rPr/>
+      </w:pPr>
+      <w:r>
+        <w:rPr/>
+        <w:t>Gestionnaire de contacts (console)</w:t>
+      </w:r>
+    </w:p>
+    <w:p>
+      <w:pPr>
+        <w:pStyle w:val="BodyText"/>
+        <w:numPr>
+          <w:ilvl w:val="0"/>
+          <w:numId w:val="4"/>
+        </w:numPr>
+        <w:tabs>
+          <w:tab w:val="left" w:pos="709" w:leader="none"/>
+        </w:tabs>
+        <w:bidi w:val="0"/>
+        <w:ind w:hanging="283" w:start="709"/>
+        <w:jc w:val="start"/>
+        <w:rPr/>
+      </w:pPr>
+      <w:r>
+        <w:rPr/>
+        <w:t>Gestionnaire d’école (comptabilité)</w:t>
+      </w:r>
+    </w:p>
+    <w:p>
+      <w:pPr>
+        <w:pStyle w:val="BodyText"/>
+        <w:numPr>
+          <w:ilvl w:val="0"/>
+          <w:numId w:val="4"/>
+        </w:numPr>
+        <w:tabs>
+          <w:tab w:val="left" w:pos="709" w:leader="none"/>
+        </w:tabs>
+        <w:bidi w:val="0"/>
+        <w:ind w:hanging="283" w:start="709"/>
+        <w:jc w:val="start"/>
+        <w:rPr/>
+      </w:pPr>
+      <w:r>
+        <w:rPr/>
+        <w:t>Calculatrice Swing</w:t>
+      </w:r>
+    </w:p>
+    <w:p>
+      <w:pPr>
+        <w:pStyle w:val="BodyText"/>
+        <w:numPr>
+          <w:ilvl w:val="0"/>
+          <w:numId w:val="4"/>
+        </w:numPr>
+        <w:tabs>
+          <w:tab w:val="left" w:pos="709" w:leader="none"/>
+        </w:tabs>
+        <w:bidi w:val="0"/>
+        <w:ind w:hanging="283" w:start="709"/>
+        <w:jc w:val="start"/>
+        <w:rPr/>
+      </w:pPr>
+      <w:r>
+        <w:rPr/>
+        <w:t>Convertisseur de température</w:t>
+      </w:r>
+    </w:p>
+    <w:p>
+      <w:pPr>
+        <w:pStyle w:val="BodyText"/>
+        <w:numPr>
+          <w:ilvl w:val="0"/>
+          <w:numId w:val="4"/>
+        </w:numPr>
+        <w:tabs>
+          <w:tab w:val="left" w:pos="709" w:leader="none"/>
+        </w:tabs>
+        <w:bidi w:val="0"/>
+        <w:ind w:hanging="283" w:start="709"/>
+        <w:jc w:val="start"/>
+        <w:rPr/>
+      </w:pPr>
+      <w:r>
+        <w:rPr/>
+        <w:t>Générateur de factures PDF</w:t>
+      </w:r>
+    </w:p>
+    <w:p>
+      <w:pPr>
+        <w:pStyle w:val="BodyText"/>
+        <w:numPr>
+          <w:ilvl w:val="0"/>
+          <w:numId w:val="4"/>
+        </w:numPr>
+        <w:tabs>
+          <w:tab w:val="left" w:pos="709" w:leader="none"/>
+        </w:tabs>
+        <w:bidi w:val="0"/>
+        <w:ind w:hanging="283" w:start="709"/>
+        <w:jc w:val="start"/>
+        <w:rPr/>
+      </w:pPr>
+      <w:r>
+        <w:rPr/>
+        <w:t>Compteur de clics GUI</w:t>
+      </w:r>
+    </w:p>
+    <w:p>
+      <w:pPr>
+        <w:pStyle w:val="BodyText"/>
+        <w:numPr>
+          <w:ilvl w:val="0"/>
+          <w:numId w:val="4"/>
+        </w:numPr>
+        <w:tabs>
+          <w:tab w:val="left" w:pos="709" w:leader="none"/>
+        </w:tabs>
+        <w:bidi w:val="0"/>
+        <w:ind w:hanging="283" w:start="709"/>
+        <w:jc w:val="start"/>
+        <w:rPr/>
+      </w:pPr>
+      <w:r>
+        <w:rPr/>
+        <w:t>Mini quiz console</w:t>
+      </w:r>
+    </w:p>
+    <w:p>
+      <w:pPr>
+        <w:pStyle w:val="BodyText"/>
+        <w:numPr>
+          <w:ilvl w:val="0"/>
+          <w:numId w:val="4"/>
+        </w:numPr>
+        <w:tabs>
+          <w:tab w:val="left" w:pos="709" w:leader="none"/>
+        </w:tabs>
+        <w:bidi w:val="0"/>
+        <w:ind w:hanging="283" w:start="709"/>
+        <w:jc w:val="start"/>
+        <w:rPr/>
+      </w:pPr>
+      <w:r>
+        <w:rPr/>
+        <w:t>Timer/Pomodoro</w:t>
+      </w:r>
+    </w:p>
+    <w:p>
+      <w:pPr>
+        <w:pStyle w:val="BodyText"/>
+        <w:numPr>
+          <w:ilvl w:val="0"/>
+          <w:numId w:val="4"/>
+        </w:numPr>
+        <w:tabs>
+          <w:tab w:val="left" w:pos="709" w:leader="none"/>
+        </w:tabs>
+        <w:bidi w:val="0"/>
+        <w:ind w:hanging="283" w:start="709"/>
+        <w:jc w:val="start"/>
+        <w:rPr/>
+      </w:pPr>
+      <w:r>
+        <w:rPr/>
+        <w:t>Gestion de bibliothèque (ArrayList)</w:t>
+      </w:r>
+    </w:p>
+    <w:p>
+      <w:pPr>
+        <w:pStyle w:val="BodyText"/>
+        <w:numPr>
+          <w:ilvl w:val="0"/>
+          <w:numId w:val="4"/>
+        </w:numPr>
+        <w:tabs>
+          <w:tab w:val="left" w:pos="709" w:leader="none"/>
+        </w:tabs>
+        <w:bidi w:val="0"/>
+        <w:ind w:hanging="283" w:start="709"/>
+        <w:jc w:val="start"/>
+        <w:rPr/>
+      </w:pPr>
+      <w:r>
+        <w:rPr/>
+        <w:t>Application de login basique (fichier texte)</w:t>
+      </w:r>
+    </w:p>
+    <w:p>
+      <w:pPr>
+        <w:pStyle w:val="BodyText"/>
+        <w:numPr>
+          <w:ilvl w:val="0"/>
+          <w:numId w:val="4"/>
+        </w:numPr>
+        <w:tabs>
+          <w:tab w:val="left" w:pos="709" w:leader="none"/>
+        </w:tabs>
+        <w:bidi w:val="0"/>
+        <w:ind w:hanging="283" w:start="709"/>
+        <w:jc w:val="start"/>
+        <w:rPr/>
+      </w:pPr>
+      <w:r>
+        <w:rPr/>
+        <w:t>Jeu devinette nombre aléatoire</w:t>
+      </w:r>
+    </w:p>
+    <w:p>
+      <w:pPr>
+        <w:pStyle w:val="Heading3"/>
+        <w:bidi w:val="0"/>
+        <w:ind w:hanging="0" w:start="0"/>
+        <w:jc w:val="start"/>
+        <w:rPr/>
+      </w:pPr>
+      <w:r>
+        <w:rPr/>
+        <w:t xml:space="preserve">🔸 </w:t>
+      </w:r>
+      <w:r>
+        <w:rPr/>
+        <w:t>Moyen</w:t>
+      </w:r>
+    </w:p>
+    <w:p>
+      <w:pPr>
+        <w:pStyle w:val="BodyText"/>
+        <w:numPr>
+          <w:ilvl w:val="0"/>
           <w:numId w:val="5"/>
         </w:numPr>
         <w:tabs>
@@ -772,7 +1009,7 @@
       </w:pPr>
       <w:r>
         <w:rPr/>
-        <w:t>Gestionnaire de contacts (console)</w:t>
+        <w:t>Gestionnaire d’étudiants (JDBC + MySQL)</w:t>
       </w:r>
     </w:p>
     <w:p>
@@ -792,7 +1029,7 @@
       </w:pPr>
       <w:r>
         <w:rPr/>
-        <w:t>Calculatrice Swing</w:t>
+        <w:t>Application météo (API + JSON)</w:t>
       </w:r>
     </w:p>
     <w:p>
@@ -812,7 +1049,7 @@
       </w:pPr>
       <w:r>
         <w:rPr/>
-        <w:t>Convertisseur de température</w:t>
+        <w:t>Chat client/serveur (Sockets)</w:t>
       </w:r>
     </w:p>
     <w:p>
@@ -832,7 +1069,7 @@
       </w:pPr>
       <w:r>
         <w:rPr/>
-        <w:t>Générateur de factures PDF</w:t>
+        <w:t>Interface graphique JavaFX CRUD</w:t>
       </w:r>
     </w:p>
     <w:p>
@@ -852,7 +1089,7 @@
       </w:pPr>
       <w:r>
         <w:rPr/>
-        <w:t>Compteur de clics GUI</w:t>
+        <w:t>Gestion de fichiers CSV/Excel</w:t>
       </w:r>
     </w:p>
     <w:p>
@@ -872,7 +1109,7 @@
       </w:pPr>
       <w:r>
         <w:rPr/>
-        <w:t>Mini quiz console</w:t>
+        <w:t>Jeu Pong JavaFX</w:t>
       </w:r>
     </w:p>
     <w:p>
@@ -892,7 +1129,7 @@
       </w:pPr>
       <w:r>
         <w:rPr/>
-        <w:t>Timer/Pomodoro</w:t>
+        <w:t>Serveur HTTP simple</w:t>
       </w:r>
     </w:p>
     <w:p>
@@ -912,7 +1149,7 @@
       </w:pPr>
       <w:r>
         <w:rPr/>
-        <w:t>Gestion de bibliothèque (ArrayList)</w:t>
+        <w:t>Analyseur de texte multi-threadé</w:t>
       </w:r>
     </w:p>
     <w:p>
@@ -932,7 +1169,7 @@
       </w:pPr>
       <w:r>
         <w:rPr/>
-        <w:t>Application de login basique (fichier texte)</w:t>
+        <w:t>Application REST avec Spring Boot</w:t>
       </w:r>
     </w:p>
     <w:p>
@@ -952,7 +1189,7 @@
       </w:pPr>
       <w:r>
         <w:rPr/>
-        <w:t>Jeu devinette nombre aléatoire</w:t>
+        <w:t>Gestion de tâches multi-utilisateurs</w:t>
       </w:r>
     </w:p>
     <w:p>
@@ -965,6 +1202,468 @@
       </w:pPr>
       <w:r>
         <w:rPr/>
+        <w:t xml:space="preserve">🔺 </w:t>
+      </w:r>
+      <w:r>
+        <w:rPr/>
+        <w:t>Difficile</w:t>
+      </w:r>
+    </w:p>
+    <w:p>
+      <w:pPr>
+        <w:pStyle w:val="BodyText"/>
+        <w:numPr>
+          <w:ilvl w:val="0"/>
+          <w:numId w:val="6"/>
+        </w:numPr>
+        <w:tabs>
+          <w:tab w:val="left" w:pos="709" w:leader="none"/>
+        </w:tabs>
+        <w:bidi w:val="0"/>
+        <w:ind w:hanging="283" w:start="709"/>
+        <w:jc w:val="start"/>
+        <w:rPr/>
+      </w:pPr>
+      <w:r>
+        <w:rPr/>
+        <w:t>Interpréteur simple de commandes (mini shell Java)</w:t>
+      </w:r>
+    </w:p>
+    <w:p>
+      <w:pPr>
+        <w:pStyle w:val="BodyText"/>
+        <w:numPr>
+          <w:ilvl w:val="0"/>
+          <w:numId w:val="6"/>
+        </w:numPr>
+        <w:tabs>
+          <w:tab w:val="left" w:pos="709" w:leader="none"/>
+        </w:tabs>
+        <w:bidi w:val="0"/>
+        <w:ind w:hanging="283" w:start="709"/>
+        <w:jc w:val="start"/>
+        <w:rPr/>
+      </w:pPr>
+      <w:r>
+        <w:rPr/>
+        <w:t>Jeu 2D avec moteur physique simple</w:t>
+      </w:r>
+    </w:p>
+    <w:p>
+      <w:pPr>
+        <w:pStyle w:val="BodyText"/>
+        <w:numPr>
+          <w:ilvl w:val="0"/>
+          <w:numId w:val="6"/>
+        </w:numPr>
+        <w:tabs>
+          <w:tab w:val="left" w:pos="709" w:leader="none"/>
+        </w:tabs>
+        <w:bidi w:val="0"/>
+        <w:ind w:hanging="283" w:start="709"/>
+        <w:jc w:val="start"/>
+        <w:rPr/>
+      </w:pPr>
+      <w:r>
+        <w:rPr/>
+        <w:t>Application Android (calculatrice ou todo list)</w:t>
+      </w:r>
+    </w:p>
+    <w:p>
+      <w:pPr>
+        <w:pStyle w:val="BodyText"/>
+        <w:numPr>
+          <w:ilvl w:val="0"/>
+          <w:numId w:val="6"/>
+        </w:numPr>
+        <w:tabs>
+          <w:tab w:val="left" w:pos="709" w:leader="none"/>
+        </w:tabs>
+        <w:bidi w:val="0"/>
+        <w:ind w:hanging="283" w:start="709"/>
+        <w:jc w:val="start"/>
+        <w:rPr/>
+      </w:pPr>
+      <w:r>
+        <w:rPr/>
+        <w:t>API REST sécurisée (JWT, PostgreSQL)</w:t>
+      </w:r>
+    </w:p>
+    <w:p>
+      <w:pPr>
+        <w:pStyle w:val="BodyText"/>
+        <w:numPr>
+          <w:ilvl w:val="0"/>
+          <w:numId w:val="6"/>
+        </w:numPr>
+        <w:tabs>
+          <w:tab w:val="left" w:pos="709" w:leader="none"/>
+        </w:tabs>
+        <w:bidi w:val="0"/>
+        <w:ind w:hanging="283" w:start="709"/>
+        <w:jc w:val="start"/>
+        <w:rPr/>
+      </w:pPr>
+      <w:r>
+        <w:rPr/>
+        <w:t>Générateur de code UML → Java</w:t>
+      </w:r>
+    </w:p>
+    <w:p>
+      <w:pPr>
+        <w:pStyle w:val="BodyText"/>
+        <w:numPr>
+          <w:ilvl w:val="0"/>
+          <w:numId w:val="6"/>
+        </w:numPr>
+        <w:tabs>
+          <w:tab w:val="left" w:pos="709" w:leader="none"/>
+        </w:tabs>
+        <w:bidi w:val="0"/>
+        <w:ind w:hanging="283" w:start="709"/>
+        <w:jc w:val="start"/>
+        <w:rPr/>
+      </w:pPr>
+      <w:r>
+        <w:rPr/>
+        <w:t>Chat P2P (WebSocket)</w:t>
+      </w:r>
+    </w:p>
+    <w:p>
+      <w:pPr>
+        <w:pStyle w:val="BodyText"/>
+        <w:numPr>
+          <w:ilvl w:val="0"/>
+          <w:numId w:val="6"/>
+        </w:numPr>
+        <w:tabs>
+          <w:tab w:val="left" w:pos="709" w:leader="none"/>
+        </w:tabs>
+        <w:bidi w:val="0"/>
+        <w:ind w:hanging="283" w:start="709"/>
+        <w:jc w:val="start"/>
+        <w:rPr/>
+      </w:pPr>
+      <w:r>
+        <w:rPr/>
+        <w:t>Compilateur Java vers bytecode personnalisé</w:t>
+      </w:r>
+    </w:p>
+    <w:p>
+      <w:pPr>
+        <w:pStyle w:val="BodyText"/>
+        <w:numPr>
+          <w:ilvl w:val="0"/>
+          <w:numId w:val="6"/>
+        </w:numPr>
+        <w:tabs>
+          <w:tab w:val="left" w:pos="709" w:leader="none"/>
+        </w:tabs>
+        <w:bidi w:val="0"/>
+        <w:ind w:hanging="283" w:start="709"/>
+        <w:jc w:val="start"/>
+        <w:rPr/>
+      </w:pPr>
+      <w:r>
+        <w:rPr/>
+        <w:t>Moteur d’expression mathématique</w:t>
+      </w:r>
+    </w:p>
+    <w:p>
+      <w:pPr>
+        <w:pStyle w:val="BodyText"/>
+        <w:numPr>
+          <w:ilvl w:val="0"/>
+          <w:numId w:val="6"/>
+        </w:numPr>
+        <w:tabs>
+          <w:tab w:val="left" w:pos="709" w:leader="none"/>
+        </w:tabs>
+        <w:bidi w:val="0"/>
+        <w:ind w:hanging="283" w:start="709"/>
+        <w:jc w:val="start"/>
+        <w:rPr/>
+      </w:pPr>
+      <w:r>
+        <w:rPr/>
+        <w:t>Gestionnaire d’événements en temps réel (JavaFX)</w:t>
+      </w:r>
+    </w:p>
+    <w:p>
+      <w:pPr>
+        <w:pStyle w:val="BodyText"/>
+        <w:numPr>
+          <w:ilvl w:val="0"/>
+          <w:numId w:val="6"/>
+        </w:numPr>
+        <w:tabs>
+          <w:tab w:val="left" w:pos="709" w:leader="none"/>
+        </w:tabs>
+        <w:bidi w:val="0"/>
+        <w:ind w:hanging="283" w:start="709"/>
+        <w:jc w:val="start"/>
+        <w:rPr/>
+      </w:pPr>
+      <w:r>
+        <w:rPr/>
+        <w:t>Moteur de règles IA simple (prolog-like)</w:t>
+      </w:r>
+    </w:p>
+    <w:p>
+      <w:pPr>
+        <w:pStyle w:val="HorizontalLine"/>
+        <w:bidi w:val="0"/>
+        <w:jc w:val="start"/>
+        <w:rPr/>
+      </w:pPr>
+      <w:r>
+        <w:rPr/>
+      </w:r>
+    </w:p>
+    <w:p>
+      <w:pPr>
+        <w:pStyle w:val="Heading2"/>
+        <w:bidi w:val="0"/>
+        <w:ind w:hanging="0" w:start="0"/>
+        <w:jc w:val="start"/>
+        <w:rPr/>
+      </w:pPr>
+      <w:r>
+        <w:rPr/>
+        <w:t xml:space="preserve">🧠 </w:t>
+      </w:r>
+      <w:r>
+        <w:rPr/>
+        <w:t>C — Performances, mémoire et bas niveau</w:t>
+      </w:r>
+    </w:p>
+    <w:p>
+      <w:pPr>
+        <w:pStyle w:val="Heading3"/>
+        <w:bidi w:val="0"/>
+        <w:ind w:hanging="0" w:start="0"/>
+        <w:jc w:val="start"/>
+        <w:rPr/>
+      </w:pPr>
+      <w:r>
+        <w:rPr/>
+        <w:t xml:space="preserve">🔹 </w:t>
+      </w:r>
+      <w:r>
+        <w:rPr/>
+        <w:t>Facile</w:t>
+      </w:r>
+    </w:p>
+    <w:p>
+      <w:pPr>
+        <w:pStyle w:val="BodyText"/>
+        <w:numPr>
+          <w:ilvl w:val="0"/>
+          <w:numId w:val="7"/>
+        </w:numPr>
+        <w:tabs>
+          <w:tab w:val="left" w:pos="709" w:leader="none"/>
+        </w:tabs>
+        <w:bidi w:val="0"/>
+        <w:ind w:hanging="283" w:start="709"/>
+        <w:jc w:val="start"/>
+        <w:rPr/>
+      </w:pPr>
+      <w:r>
+        <w:rPr/>
+        <w:t>Calculatrice CLI</w:t>
+      </w:r>
+    </w:p>
+    <w:p>
+      <w:pPr>
+        <w:pStyle w:val="BodyText"/>
+        <w:numPr>
+          <w:ilvl w:val="0"/>
+          <w:numId w:val="7"/>
+        </w:numPr>
+        <w:tabs>
+          <w:tab w:val="left" w:pos="709" w:leader="none"/>
+        </w:tabs>
+        <w:bidi w:val="0"/>
+        <w:ind w:hanging="283" w:start="709"/>
+        <w:jc w:val="start"/>
+        <w:rPr/>
+      </w:pPr>
+      <w:r>
+        <w:rPr/>
+        <w:t>Convertisseur de bases (décimal ↔ binaire ↔ hex)</w:t>
+      </w:r>
+    </w:p>
+    <w:p>
+      <w:pPr>
+        <w:pStyle w:val="BodyText"/>
+        <w:numPr>
+          <w:ilvl w:val="0"/>
+          <w:numId w:val="7"/>
+        </w:numPr>
+        <w:tabs>
+          <w:tab w:val="left" w:pos="709" w:leader="none"/>
+        </w:tabs>
+        <w:bidi w:val="0"/>
+        <w:ind w:hanging="283" w:start="709"/>
+        <w:jc w:val="start"/>
+        <w:rPr/>
+      </w:pPr>
+      <w:r>
+        <w:rPr/>
+        <w:t>Analyseur de chaîne (strlen, strcmp, etc. manuels)</w:t>
+      </w:r>
+    </w:p>
+    <w:p>
+      <w:pPr>
+        <w:pStyle w:val="BodyText"/>
+        <w:numPr>
+          <w:ilvl w:val="0"/>
+          <w:numId w:val="7"/>
+        </w:numPr>
+        <w:tabs>
+          <w:tab w:val="left" w:pos="709" w:leader="none"/>
+        </w:tabs>
+        <w:bidi w:val="0"/>
+        <w:ind w:hanging="283" w:start="709"/>
+        <w:jc w:val="start"/>
+        <w:rPr/>
+      </w:pPr>
+      <w:r>
+        <w:rPr/>
+        <w:t>Gestion d’étudiants (structs + fichiers)</w:t>
+      </w:r>
+    </w:p>
+    <w:p>
+      <w:pPr>
+        <w:pStyle w:val="BodyText"/>
+        <w:numPr>
+          <w:ilvl w:val="0"/>
+          <w:numId w:val="7"/>
+        </w:numPr>
+        <w:tabs>
+          <w:tab w:val="left" w:pos="709" w:leader="none"/>
+        </w:tabs>
+        <w:bidi w:val="0"/>
+        <w:ind w:hanging="283" w:start="709"/>
+        <w:jc w:val="start"/>
+        <w:rPr/>
+      </w:pPr>
+      <w:r>
+        <w:rPr/>
+        <w:t>Générateur aléatoire (rand + srand)</w:t>
+      </w:r>
+    </w:p>
+    <w:p>
+      <w:pPr>
+        <w:pStyle w:val="BodyText"/>
+        <w:numPr>
+          <w:ilvl w:val="0"/>
+          <w:numId w:val="7"/>
+        </w:numPr>
+        <w:tabs>
+          <w:tab w:val="left" w:pos="709" w:leader="none"/>
+        </w:tabs>
+        <w:bidi w:val="0"/>
+        <w:ind w:hanging="283" w:start="709"/>
+        <w:jc w:val="start"/>
+        <w:rPr/>
+      </w:pPr>
+      <w:r>
+        <w:rPr/>
+        <w:t>Petit jeu console (guess number)</w:t>
+      </w:r>
+    </w:p>
+    <w:p>
+      <w:pPr>
+        <w:pStyle w:val="BodyText"/>
+        <w:numPr>
+          <w:ilvl w:val="0"/>
+          <w:numId w:val="7"/>
+        </w:numPr>
+        <w:tabs>
+          <w:tab w:val="left" w:pos="709" w:leader="none"/>
+        </w:tabs>
+        <w:bidi w:val="0"/>
+        <w:ind w:hanging="283" w:start="709"/>
+        <w:jc w:val="start"/>
+        <w:rPr/>
+      </w:pPr>
+      <w:r>
+        <w:rPr/>
+        <w:t>Table de multiplication dynamique</w:t>
+      </w:r>
+    </w:p>
+    <w:p>
+      <w:pPr>
+        <w:pStyle w:val="BodyText"/>
+        <w:numPr>
+          <w:ilvl w:val="0"/>
+          <w:numId w:val="7"/>
+        </w:numPr>
+        <w:tabs>
+          <w:tab w:val="left" w:pos="709" w:leader="none"/>
+        </w:tabs>
+        <w:bidi w:val="0"/>
+        <w:ind w:hanging="283" w:start="709"/>
+        <w:jc w:val="start"/>
+        <w:rPr/>
+      </w:pPr>
+      <w:r>
+        <w:rPr/>
+        <w:t>Programme d’horloge (sleep + loops)</w:t>
+      </w:r>
+    </w:p>
+    <w:p>
+      <w:pPr>
+        <w:pStyle w:val="BodyText"/>
+        <w:numPr>
+          <w:ilvl w:val="0"/>
+          <w:numId w:val="7"/>
+        </w:numPr>
+        <w:tabs>
+          <w:tab w:val="left" w:pos="709" w:leader="none"/>
+        </w:tabs>
+        <w:bidi w:val="0"/>
+        <w:ind w:hanging="283" w:start="709"/>
+        <w:jc w:val="start"/>
+        <w:rPr/>
+      </w:pPr>
+      <w:r>
+        <w:rPr/>
+        <w:t>Manipulation de fichiers binaires</w:t>
+      </w:r>
+    </w:p>
+    <w:p>
+      <w:pPr>
+        <w:pStyle w:val="BodyText"/>
+        <w:numPr>
+          <w:ilvl w:val="0"/>
+          <w:numId w:val="7"/>
+        </w:numPr>
+        <w:tabs>
+          <w:tab w:val="left" w:pos="709" w:leader="none"/>
+        </w:tabs>
+        <w:bidi w:val="0"/>
+        <w:ind w:hanging="283" w:start="709"/>
+        <w:jc w:val="start"/>
+        <w:rPr/>
+      </w:pPr>
+      <w:r>
+        <w:rPr/>
+        <w:t>Création d’une pile (stack) et file (queue)</w:t>
+      </w:r>
+    </w:p>
+    <w:p>
+      <w:pPr>
+        <w:pStyle w:val="Heading3"/>
+        <w:bidi w:val="0"/>
+        <w:ind w:hanging="0" w:start="0"/>
+        <w:jc w:val="start"/>
+        <w:rPr/>
+      </w:pPr>
+      <w:r>
+        <w:rPr/>
         <w:t xml:space="preserve">🔸 </w:t>
       </w:r>
       <w:r>
@@ -977,199 +1676,199 @@
         <w:pStyle w:val="BodyText"/>
         <w:numPr>
           <w:ilvl w:val="0"/>
-          <w:numId w:val="6"/>
-        </w:numPr>
-        <w:tabs>
-          <w:tab w:val="left" w:pos="709" w:leader="none"/>
-        </w:tabs>
-        <w:bidi w:val="0"/>
-        <w:ind w:hanging="283" w:start="709"/>
-        <w:jc w:val="start"/>
-        <w:rPr/>
-      </w:pPr>
-      <w:r>
-        <w:rPr/>
-        <w:t>Gestionnaire d’étudiants (JDBC + MySQL)</w:t>
-      </w:r>
-    </w:p>
-    <w:p>
-      <w:pPr>
-        <w:pStyle w:val="BodyText"/>
-        <w:numPr>
-          <w:ilvl w:val="0"/>
-          <w:numId w:val="6"/>
-        </w:numPr>
-        <w:tabs>
-          <w:tab w:val="left" w:pos="709" w:leader="none"/>
-        </w:tabs>
-        <w:bidi w:val="0"/>
-        <w:ind w:hanging="283" w:start="709"/>
-        <w:jc w:val="start"/>
-        <w:rPr/>
-      </w:pPr>
-      <w:r>
-        <w:rPr/>
-        <w:t>Application météo (API + JSON)</w:t>
-      </w:r>
-    </w:p>
-    <w:p>
-      <w:pPr>
-        <w:pStyle w:val="BodyText"/>
-        <w:numPr>
-          <w:ilvl w:val="0"/>
-          <w:numId w:val="6"/>
-        </w:numPr>
-        <w:tabs>
-          <w:tab w:val="left" w:pos="709" w:leader="none"/>
-        </w:tabs>
-        <w:bidi w:val="0"/>
-        <w:ind w:hanging="283" w:start="709"/>
-        <w:jc w:val="start"/>
-        <w:rPr/>
-      </w:pPr>
-      <w:r>
-        <w:rPr/>
-        <w:t>Chat client/serveur (Sockets)</w:t>
-      </w:r>
-    </w:p>
-    <w:p>
-      <w:pPr>
-        <w:pStyle w:val="BodyText"/>
-        <w:numPr>
-          <w:ilvl w:val="0"/>
-          <w:numId w:val="6"/>
-        </w:numPr>
-        <w:tabs>
-          <w:tab w:val="left" w:pos="709" w:leader="none"/>
-        </w:tabs>
-        <w:bidi w:val="0"/>
-        <w:ind w:hanging="283" w:start="709"/>
-        <w:jc w:val="start"/>
-        <w:rPr/>
-      </w:pPr>
-      <w:r>
-        <w:rPr/>
-        <w:t>Interface graphique JavaFX CRUD</w:t>
-      </w:r>
-    </w:p>
-    <w:p>
-      <w:pPr>
-        <w:pStyle w:val="BodyText"/>
-        <w:numPr>
-          <w:ilvl w:val="0"/>
-          <w:numId w:val="6"/>
-        </w:numPr>
-        <w:tabs>
-          <w:tab w:val="left" w:pos="709" w:leader="none"/>
-        </w:tabs>
-        <w:bidi w:val="0"/>
-        <w:ind w:hanging="283" w:start="709"/>
-        <w:jc w:val="start"/>
-        <w:rPr/>
-      </w:pPr>
-      <w:r>
-        <w:rPr/>
-        <w:t>Gestion de fichiers CSV/Excel</w:t>
-      </w:r>
-    </w:p>
-    <w:p>
-      <w:pPr>
-        <w:pStyle w:val="BodyText"/>
-        <w:numPr>
-          <w:ilvl w:val="0"/>
-          <w:numId w:val="6"/>
-        </w:numPr>
-        <w:tabs>
-          <w:tab w:val="left" w:pos="709" w:leader="none"/>
-        </w:tabs>
-        <w:bidi w:val="0"/>
-        <w:ind w:hanging="283" w:start="709"/>
-        <w:jc w:val="start"/>
-        <w:rPr/>
-      </w:pPr>
-      <w:r>
-        <w:rPr/>
-        <w:t>Jeu Pong JavaFX</w:t>
-      </w:r>
-    </w:p>
-    <w:p>
-      <w:pPr>
-        <w:pStyle w:val="BodyText"/>
-        <w:numPr>
-          <w:ilvl w:val="0"/>
-          <w:numId w:val="6"/>
-        </w:numPr>
-        <w:tabs>
-          <w:tab w:val="left" w:pos="709" w:leader="none"/>
-        </w:tabs>
-        <w:bidi w:val="0"/>
-        <w:ind w:hanging="283" w:start="709"/>
-        <w:jc w:val="start"/>
-        <w:rPr/>
-      </w:pPr>
-      <w:r>
-        <w:rPr/>
-        <w:t>Serveur HTTP simple</w:t>
-      </w:r>
-    </w:p>
-    <w:p>
-      <w:pPr>
-        <w:pStyle w:val="BodyText"/>
-        <w:numPr>
-          <w:ilvl w:val="0"/>
-          <w:numId w:val="6"/>
-        </w:numPr>
-        <w:tabs>
-          <w:tab w:val="left" w:pos="709" w:leader="none"/>
-        </w:tabs>
-        <w:bidi w:val="0"/>
-        <w:ind w:hanging="283" w:start="709"/>
-        <w:jc w:val="start"/>
-        <w:rPr/>
-      </w:pPr>
-      <w:r>
-        <w:rPr/>
-        <w:t>Analyseur de texte multi-threadé</w:t>
-      </w:r>
-    </w:p>
-    <w:p>
-      <w:pPr>
-        <w:pStyle w:val="BodyText"/>
-        <w:numPr>
-          <w:ilvl w:val="0"/>
-          <w:numId w:val="6"/>
-        </w:numPr>
-        <w:tabs>
-          <w:tab w:val="left" w:pos="709" w:leader="none"/>
-        </w:tabs>
-        <w:bidi w:val="0"/>
-        <w:ind w:hanging="283" w:start="709"/>
-        <w:jc w:val="start"/>
-        <w:rPr/>
-      </w:pPr>
-      <w:r>
-        <w:rPr/>
-        <w:t>Application REST avec Spring Boot</w:t>
-      </w:r>
-    </w:p>
-    <w:p>
-      <w:pPr>
-        <w:pStyle w:val="BodyText"/>
-        <w:numPr>
-          <w:ilvl w:val="0"/>
-          <w:numId w:val="6"/>
-        </w:numPr>
-        <w:tabs>
-          <w:tab w:val="left" w:pos="709" w:leader="none"/>
-        </w:tabs>
-        <w:bidi w:val="0"/>
-        <w:ind w:hanging="283" w:start="709"/>
-        <w:jc w:val="start"/>
-        <w:rPr/>
-      </w:pPr>
-      <w:r>
-        <w:rPr/>
-        <w:t>Gestion de tâches multi-utilisateurs</w:t>
+          <w:numId w:val="8"/>
+        </w:numPr>
+        <w:tabs>
+          <w:tab w:val="left" w:pos="709" w:leader="none"/>
+        </w:tabs>
+        <w:bidi w:val="0"/>
+        <w:ind w:hanging="283" w:start="709"/>
+        <w:jc w:val="start"/>
+        <w:rPr/>
+      </w:pPr>
+      <w:r>
+        <w:rPr/>
+        <w:t>Gestionnaire mémoire (malloc/free simulé)</w:t>
+      </w:r>
+    </w:p>
+    <w:p>
+      <w:pPr>
+        <w:pStyle w:val="BodyText"/>
+        <w:numPr>
+          <w:ilvl w:val="0"/>
+          <w:numId w:val="8"/>
+        </w:numPr>
+        <w:tabs>
+          <w:tab w:val="left" w:pos="709" w:leader="none"/>
+        </w:tabs>
+        <w:bidi w:val="0"/>
+        <w:ind w:hanging="283" w:start="709"/>
+        <w:jc w:val="start"/>
+        <w:rPr/>
+      </w:pPr>
+      <w:r>
+        <w:rPr/>
+        <w:t>Implémentation de liste chaînée</w:t>
+      </w:r>
+    </w:p>
+    <w:p>
+      <w:pPr>
+        <w:pStyle w:val="BodyText"/>
+        <w:numPr>
+          <w:ilvl w:val="0"/>
+          <w:numId w:val="8"/>
+        </w:numPr>
+        <w:tabs>
+          <w:tab w:val="left" w:pos="709" w:leader="none"/>
+        </w:tabs>
+        <w:bidi w:val="0"/>
+        <w:ind w:hanging="283" w:start="709"/>
+        <w:jc w:val="start"/>
+        <w:rPr/>
+      </w:pPr>
+      <w:r>
+        <w:rPr/>
+        <w:t>Lecture et écriture de fichiers CSV</w:t>
+      </w:r>
+    </w:p>
+    <w:p>
+      <w:pPr>
+        <w:pStyle w:val="BodyText"/>
+        <w:numPr>
+          <w:ilvl w:val="0"/>
+          <w:numId w:val="8"/>
+        </w:numPr>
+        <w:tabs>
+          <w:tab w:val="left" w:pos="709" w:leader="none"/>
+        </w:tabs>
+        <w:bidi w:val="0"/>
+        <w:ind w:hanging="283" w:start="709"/>
+        <w:jc w:val="start"/>
+        <w:rPr/>
+      </w:pPr>
+      <w:r>
+        <w:rPr/>
+        <w:t>Programme client/serveur TCP</w:t>
+      </w:r>
+    </w:p>
+    <w:p>
+      <w:pPr>
+        <w:pStyle w:val="BodyText"/>
+        <w:numPr>
+          <w:ilvl w:val="0"/>
+          <w:numId w:val="8"/>
+        </w:numPr>
+        <w:tabs>
+          <w:tab w:val="left" w:pos="709" w:leader="none"/>
+        </w:tabs>
+        <w:bidi w:val="0"/>
+        <w:ind w:hanging="283" w:start="709"/>
+        <w:jc w:val="start"/>
+        <w:rPr/>
+      </w:pPr>
+      <w:r>
+        <w:rPr/>
+        <w:t>Tri de tableau multi-algorithmes (bubble, quick, merge)</w:t>
+      </w:r>
+    </w:p>
+    <w:p>
+      <w:pPr>
+        <w:pStyle w:val="BodyText"/>
+        <w:numPr>
+          <w:ilvl w:val="0"/>
+          <w:numId w:val="8"/>
+        </w:numPr>
+        <w:tabs>
+          <w:tab w:val="left" w:pos="709" w:leader="none"/>
+        </w:tabs>
+        <w:bidi w:val="0"/>
+        <w:ind w:hanging="283" w:start="709"/>
+        <w:jc w:val="start"/>
+        <w:rPr/>
+      </w:pPr>
+      <w:r>
+        <w:rPr/>
+        <w:t>Générateur de hash simple (MD5-like)</w:t>
+      </w:r>
+    </w:p>
+    <w:p>
+      <w:pPr>
+        <w:pStyle w:val="BodyText"/>
+        <w:numPr>
+          <w:ilvl w:val="0"/>
+          <w:numId w:val="8"/>
+        </w:numPr>
+        <w:tabs>
+          <w:tab w:val="left" w:pos="709" w:leader="none"/>
+        </w:tabs>
+        <w:bidi w:val="0"/>
+        <w:ind w:hanging="283" w:start="709"/>
+        <w:jc w:val="start"/>
+        <w:rPr/>
+      </w:pPr>
+      <w:r>
+        <w:rPr/>
+        <w:t>Analyseur d’arguments CLI avancé</w:t>
+      </w:r>
+    </w:p>
+    <w:p>
+      <w:pPr>
+        <w:pStyle w:val="BodyText"/>
+        <w:numPr>
+          <w:ilvl w:val="0"/>
+          <w:numId w:val="8"/>
+        </w:numPr>
+        <w:tabs>
+          <w:tab w:val="left" w:pos="709" w:leader="none"/>
+        </w:tabs>
+        <w:bidi w:val="0"/>
+        <w:ind w:hanging="283" w:start="709"/>
+        <w:jc w:val="start"/>
+        <w:rPr/>
+      </w:pPr>
+      <w:r>
+        <w:rPr/>
+        <w:t>Mini-shell basique</w:t>
+      </w:r>
+    </w:p>
+    <w:p>
+      <w:pPr>
+        <w:pStyle w:val="BodyText"/>
+        <w:numPr>
+          <w:ilvl w:val="0"/>
+          <w:numId w:val="8"/>
+        </w:numPr>
+        <w:tabs>
+          <w:tab w:val="left" w:pos="709" w:leader="none"/>
+        </w:tabs>
+        <w:bidi w:val="0"/>
+        <w:ind w:hanging="283" w:start="709"/>
+        <w:jc w:val="start"/>
+        <w:rPr/>
+      </w:pPr>
+      <w:r>
+        <w:rPr/>
+        <w:t>Parser JSON manuel</w:t>
+      </w:r>
+    </w:p>
+    <w:p>
+      <w:pPr>
+        <w:pStyle w:val="BodyText"/>
+        <w:numPr>
+          <w:ilvl w:val="0"/>
+          <w:numId w:val="8"/>
+        </w:numPr>
+        <w:tabs>
+          <w:tab w:val="left" w:pos="709" w:leader="none"/>
+        </w:tabs>
+        <w:bidi w:val="0"/>
+        <w:ind w:hanging="283" w:start="709"/>
+        <w:jc w:val="start"/>
+        <w:rPr/>
+      </w:pPr>
+      <w:r>
+        <w:rPr/>
+        <w:t>Compresseur de fichier simple (RLE)</w:t>
       </w:r>
     </w:p>
     <w:p>
@@ -1194,468 +1893,6 @@
         <w:pStyle w:val="BodyText"/>
         <w:numPr>
           <w:ilvl w:val="0"/>
-          <w:numId w:val="7"/>
-        </w:numPr>
-        <w:tabs>
-          <w:tab w:val="left" w:pos="709" w:leader="none"/>
-        </w:tabs>
-        <w:bidi w:val="0"/>
-        <w:ind w:hanging="283" w:start="709"/>
-        <w:jc w:val="start"/>
-        <w:rPr/>
-      </w:pPr>
-      <w:r>
-        <w:rPr/>
-        <w:t>Interpréteur simple de commandes (mini shell Java)</w:t>
-      </w:r>
-    </w:p>
-    <w:p>
-      <w:pPr>
-        <w:pStyle w:val="BodyText"/>
-        <w:numPr>
-          <w:ilvl w:val="0"/>
-          <w:numId w:val="7"/>
-        </w:numPr>
-        <w:tabs>
-          <w:tab w:val="left" w:pos="709" w:leader="none"/>
-        </w:tabs>
-        <w:bidi w:val="0"/>
-        <w:ind w:hanging="283" w:start="709"/>
-        <w:jc w:val="start"/>
-        <w:rPr/>
-      </w:pPr>
-      <w:r>
-        <w:rPr/>
-        <w:t>Jeu 2D avec moteur physique simple</w:t>
-      </w:r>
-    </w:p>
-    <w:p>
-      <w:pPr>
-        <w:pStyle w:val="BodyText"/>
-        <w:numPr>
-          <w:ilvl w:val="0"/>
-          <w:numId w:val="7"/>
-        </w:numPr>
-        <w:tabs>
-          <w:tab w:val="left" w:pos="709" w:leader="none"/>
-        </w:tabs>
-        <w:bidi w:val="0"/>
-        <w:ind w:hanging="283" w:start="709"/>
-        <w:jc w:val="start"/>
-        <w:rPr/>
-      </w:pPr>
-      <w:r>
-        <w:rPr/>
-        <w:t>Application Android (calculatrice ou todo list)</w:t>
-      </w:r>
-    </w:p>
-    <w:p>
-      <w:pPr>
-        <w:pStyle w:val="BodyText"/>
-        <w:numPr>
-          <w:ilvl w:val="0"/>
-          <w:numId w:val="7"/>
-        </w:numPr>
-        <w:tabs>
-          <w:tab w:val="left" w:pos="709" w:leader="none"/>
-        </w:tabs>
-        <w:bidi w:val="0"/>
-        <w:ind w:hanging="283" w:start="709"/>
-        <w:jc w:val="start"/>
-        <w:rPr/>
-      </w:pPr>
-      <w:r>
-        <w:rPr/>
-        <w:t>API REST sécurisée (JWT, PostgreSQL)</w:t>
-      </w:r>
-    </w:p>
-    <w:p>
-      <w:pPr>
-        <w:pStyle w:val="BodyText"/>
-        <w:numPr>
-          <w:ilvl w:val="0"/>
-          <w:numId w:val="7"/>
-        </w:numPr>
-        <w:tabs>
-          <w:tab w:val="left" w:pos="709" w:leader="none"/>
-        </w:tabs>
-        <w:bidi w:val="0"/>
-        <w:ind w:hanging="283" w:start="709"/>
-        <w:jc w:val="start"/>
-        <w:rPr/>
-      </w:pPr>
-      <w:r>
-        <w:rPr/>
-        <w:t>Générateur de code UML → Java</w:t>
-      </w:r>
-    </w:p>
-    <w:p>
-      <w:pPr>
-        <w:pStyle w:val="BodyText"/>
-        <w:numPr>
-          <w:ilvl w:val="0"/>
-          <w:numId w:val="7"/>
-        </w:numPr>
-        <w:tabs>
-          <w:tab w:val="left" w:pos="709" w:leader="none"/>
-        </w:tabs>
-        <w:bidi w:val="0"/>
-        <w:ind w:hanging="283" w:start="709"/>
-        <w:jc w:val="start"/>
-        <w:rPr/>
-      </w:pPr>
-      <w:r>
-        <w:rPr/>
-        <w:t>Chat P2P (WebSocket)</w:t>
-      </w:r>
-    </w:p>
-    <w:p>
-      <w:pPr>
-        <w:pStyle w:val="BodyText"/>
-        <w:numPr>
-          <w:ilvl w:val="0"/>
-          <w:numId w:val="7"/>
-        </w:numPr>
-        <w:tabs>
-          <w:tab w:val="left" w:pos="709" w:leader="none"/>
-        </w:tabs>
-        <w:bidi w:val="0"/>
-        <w:ind w:hanging="283" w:start="709"/>
-        <w:jc w:val="start"/>
-        <w:rPr/>
-      </w:pPr>
-      <w:r>
-        <w:rPr/>
-        <w:t>Compilateur Java vers bytecode personnalisé</w:t>
-      </w:r>
-    </w:p>
-    <w:p>
-      <w:pPr>
-        <w:pStyle w:val="BodyText"/>
-        <w:numPr>
-          <w:ilvl w:val="0"/>
-          <w:numId w:val="7"/>
-        </w:numPr>
-        <w:tabs>
-          <w:tab w:val="left" w:pos="709" w:leader="none"/>
-        </w:tabs>
-        <w:bidi w:val="0"/>
-        <w:ind w:hanging="283" w:start="709"/>
-        <w:jc w:val="start"/>
-        <w:rPr/>
-      </w:pPr>
-      <w:r>
-        <w:rPr/>
-        <w:t>Moteur d’expression mathématique</w:t>
-      </w:r>
-    </w:p>
-    <w:p>
-      <w:pPr>
-        <w:pStyle w:val="BodyText"/>
-        <w:numPr>
-          <w:ilvl w:val="0"/>
-          <w:numId w:val="7"/>
-        </w:numPr>
-        <w:tabs>
-          <w:tab w:val="left" w:pos="709" w:leader="none"/>
-        </w:tabs>
-        <w:bidi w:val="0"/>
-        <w:ind w:hanging="283" w:start="709"/>
-        <w:jc w:val="start"/>
-        <w:rPr/>
-      </w:pPr>
-      <w:r>
-        <w:rPr/>
-        <w:t>Gestionnaire d’événements en temps réel (JavaFX)</w:t>
-      </w:r>
-    </w:p>
-    <w:p>
-      <w:pPr>
-        <w:pStyle w:val="BodyText"/>
-        <w:numPr>
-          <w:ilvl w:val="0"/>
-          <w:numId w:val="7"/>
-        </w:numPr>
-        <w:tabs>
-          <w:tab w:val="left" w:pos="709" w:leader="none"/>
-        </w:tabs>
-        <w:bidi w:val="0"/>
-        <w:ind w:hanging="283" w:start="709"/>
-        <w:jc w:val="start"/>
-        <w:rPr/>
-      </w:pPr>
-      <w:r>
-        <w:rPr/>
-        <w:t>Moteur de règles IA simple (prolog-like)</w:t>
-      </w:r>
-    </w:p>
-    <w:p>
-      <w:pPr>
-        <w:pStyle w:val="HorizontalLine"/>
-        <w:bidi w:val="0"/>
-        <w:jc w:val="start"/>
-        <w:rPr/>
-      </w:pPr>
-      <w:r>
-        <w:rPr/>
-      </w:r>
-    </w:p>
-    <w:p>
-      <w:pPr>
-        <w:pStyle w:val="Heading2"/>
-        <w:bidi w:val="0"/>
-        <w:ind w:hanging="0" w:start="0"/>
-        <w:jc w:val="start"/>
-        <w:rPr/>
-      </w:pPr>
-      <w:r>
-        <w:rPr/>
-        <w:t xml:space="preserve">🧠 </w:t>
-      </w:r>
-      <w:r>
-        <w:rPr/>
-        <w:t>C — Performances, mémoire et bas niveau</w:t>
-      </w:r>
-    </w:p>
-    <w:p>
-      <w:pPr>
-        <w:pStyle w:val="Heading3"/>
-        <w:bidi w:val="0"/>
-        <w:ind w:hanging="0" w:start="0"/>
-        <w:jc w:val="start"/>
-        <w:rPr/>
-      </w:pPr>
-      <w:r>
-        <w:rPr/>
-        <w:t xml:space="preserve">🔹 </w:t>
-      </w:r>
-      <w:r>
-        <w:rPr/>
-        <w:t>Facile</w:t>
-      </w:r>
-    </w:p>
-    <w:p>
-      <w:pPr>
-        <w:pStyle w:val="BodyText"/>
-        <w:numPr>
-          <w:ilvl w:val="0"/>
-          <w:numId w:val="8"/>
-        </w:numPr>
-        <w:tabs>
-          <w:tab w:val="left" w:pos="709" w:leader="none"/>
-        </w:tabs>
-        <w:bidi w:val="0"/>
-        <w:ind w:hanging="283" w:start="709"/>
-        <w:jc w:val="start"/>
-        <w:rPr/>
-      </w:pPr>
-      <w:r>
-        <w:rPr/>
-        <w:t>Calculatrice CLI</w:t>
-      </w:r>
-    </w:p>
-    <w:p>
-      <w:pPr>
-        <w:pStyle w:val="BodyText"/>
-        <w:numPr>
-          <w:ilvl w:val="0"/>
-          <w:numId w:val="8"/>
-        </w:numPr>
-        <w:tabs>
-          <w:tab w:val="left" w:pos="709" w:leader="none"/>
-        </w:tabs>
-        <w:bidi w:val="0"/>
-        <w:ind w:hanging="283" w:start="709"/>
-        <w:jc w:val="start"/>
-        <w:rPr/>
-      </w:pPr>
-      <w:r>
-        <w:rPr/>
-        <w:t>Convertisseur de bases (décimal ↔ binaire ↔ hex)</w:t>
-      </w:r>
-    </w:p>
-    <w:p>
-      <w:pPr>
-        <w:pStyle w:val="BodyText"/>
-        <w:numPr>
-          <w:ilvl w:val="0"/>
-          <w:numId w:val="8"/>
-        </w:numPr>
-        <w:tabs>
-          <w:tab w:val="left" w:pos="709" w:leader="none"/>
-        </w:tabs>
-        <w:bidi w:val="0"/>
-        <w:ind w:hanging="283" w:start="709"/>
-        <w:jc w:val="start"/>
-        <w:rPr/>
-      </w:pPr>
-      <w:r>
-        <w:rPr/>
-        <w:t>Analyseur de chaîne (strlen, strcmp, etc. manuels)</w:t>
-      </w:r>
-    </w:p>
-    <w:p>
-      <w:pPr>
-        <w:pStyle w:val="BodyText"/>
-        <w:numPr>
-          <w:ilvl w:val="0"/>
-          <w:numId w:val="8"/>
-        </w:numPr>
-        <w:tabs>
-          <w:tab w:val="left" w:pos="709" w:leader="none"/>
-        </w:tabs>
-        <w:bidi w:val="0"/>
-        <w:ind w:hanging="283" w:start="709"/>
-        <w:jc w:val="start"/>
-        <w:rPr/>
-      </w:pPr>
-      <w:r>
-        <w:rPr/>
-        <w:t>Gestion d’étudiants (structs + fichiers)</w:t>
-      </w:r>
-    </w:p>
-    <w:p>
-      <w:pPr>
-        <w:pStyle w:val="BodyText"/>
-        <w:numPr>
-          <w:ilvl w:val="0"/>
-          <w:numId w:val="8"/>
-        </w:numPr>
-        <w:tabs>
-          <w:tab w:val="left" w:pos="709" w:leader="none"/>
-        </w:tabs>
-        <w:bidi w:val="0"/>
-        <w:ind w:hanging="283" w:start="709"/>
-        <w:jc w:val="start"/>
-        <w:rPr/>
-      </w:pPr>
-      <w:r>
-        <w:rPr/>
-        <w:t>Générateur aléatoire (rand + srand)</w:t>
-      </w:r>
-    </w:p>
-    <w:p>
-      <w:pPr>
-        <w:pStyle w:val="BodyText"/>
-        <w:numPr>
-          <w:ilvl w:val="0"/>
-          <w:numId w:val="8"/>
-        </w:numPr>
-        <w:tabs>
-          <w:tab w:val="left" w:pos="709" w:leader="none"/>
-        </w:tabs>
-        <w:bidi w:val="0"/>
-        <w:ind w:hanging="283" w:start="709"/>
-        <w:jc w:val="start"/>
-        <w:rPr/>
-      </w:pPr>
-      <w:r>
-        <w:rPr/>
-        <w:t>Petit jeu console (guess number)</w:t>
-      </w:r>
-    </w:p>
-    <w:p>
-      <w:pPr>
-        <w:pStyle w:val="BodyText"/>
-        <w:numPr>
-          <w:ilvl w:val="0"/>
-          <w:numId w:val="8"/>
-        </w:numPr>
-        <w:tabs>
-          <w:tab w:val="left" w:pos="709" w:leader="none"/>
-        </w:tabs>
-        <w:bidi w:val="0"/>
-        <w:ind w:hanging="283" w:start="709"/>
-        <w:jc w:val="start"/>
-        <w:rPr/>
-      </w:pPr>
-      <w:r>
-        <w:rPr/>
-        <w:t>Table de multiplication dynamique</w:t>
-      </w:r>
-    </w:p>
-    <w:p>
-      <w:pPr>
-        <w:pStyle w:val="BodyText"/>
-        <w:numPr>
-          <w:ilvl w:val="0"/>
-          <w:numId w:val="8"/>
-        </w:numPr>
-        <w:tabs>
-          <w:tab w:val="left" w:pos="709" w:leader="none"/>
-        </w:tabs>
-        <w:bidi w:val="0"/>
-        <w:ind w:hanging="283" w:start="709"/>
-        <w:jc w:val="start"/>
-        <w:rPr/>
-      </w:pPr>
-      <w:r>
-        <w:rPr/>
-        <w:t>Programme d’horloge (sleep + loops)</w:t>
-      </w:r>
-    </w:p>
-    <w:p>
-      <w:pPr>
-        <w:pStyle w:val="BodyText"/>
-        <w:numPr>
-          <w:ilvl w:val="0"/>
-          <w:numId w:val="8"/>
-        </w:numPr>
-        <w:tabs>
-          <w:tab w:val="left" w:pos="709" w:leader="none"/>
-        </w:tabs>
-        <w:bidi w:val="0"/>
-        <w:ind w:hanging="283" w:start="709"/>
-        <w:jc w:val="start"/>
-        <w:rPr/>
-      </w:pPr>
-      <w:r>
-        <w:rPr/>
-        <w:t>Manipulation de fichiers binaires</w:t>
-      </w:r>
-    </w:p>
-    <w:p>
-      <w:pPr>
-        <w:pStyle w:val="BodyText"/>
-        <w:numPr>
-          <w:ilvl w:val="0"/>
-          <w:numId w:val="8"/>
-        </w:numPr>
-        <w:tabs>
-          <w:tab w:val="left" w:pos="709" w:leader="none"/>
-        </w:tabs>
-        <w:bidi w:val="0"/>
-        <w:ind w:hanging="283" w:start="709"/>
-        <w:jc w:val="start"/>
-        <w:rPr/>
-      </w:pPr>
-      <w:r>
-        <w:rPr/>
-        <w:t>Création d’une pile (stack) et file (queue)</w:t>
-      </w:r>
-    </w:p>
-    <w:p>
-      <w:pPr>
-        <w:pStyle w:val="Heading3"/>
-        <w:bidi w:val="0"/>
-        <w:ind w:hanging="0" w:start="0"/>
-        <w:jc w:val="start"/>
-        <w:rPr/>
-      </w:pPr>
-      <w:r>
-        <w:rPr/>
-        <w:t xml:space="preserve">🔸 </w:t>
-      </w:r>
-      <w:r>
-        <w:rPr/>
-        <w:t>Moyen</w:t>
-      </w:r>
-    </w:p>
-    <w:p>
-      <w:pPr>
-        <w:pStyle w:val="BodyText"/>
-        <w:numPr>
-          <w:ilvl w:val="0"/>
           <w:numId w:val="9"/>
         </w:numPr>
         <w:tabs>
@@ -1668,7 +1905,7 @@
       </w:pPr>
       <w:r>
         <w:rPr/>
-        <w:t>Gestionnaire mémoire (malloc/free simulé)</w:t>
+        <w:t>Interpréteur de bytecode</w:t>
       </w:r>
     </w:p>
     <w:p>
@@ -1688,7 +1925,7 @@
       </w:pPr>
       <w:r>
         <w:rPr/>
-        <w:t>Implémentation de liste chaînée</w:t>
+        <w:t>Allocateur mémoire (type malloc custom)</w:t>
       </w:r>
     </w:p>
     <w:p>
@@ -1708,7 +1945,7 @@
       </w:pPr>
       <w:r>
         <w:rPr/>
-        <w:t>Lecture et écriture de fichiers CSV</w:t>
+        <w:t>Simulateur de CPU (registres + instructions)</w:t>
       </w:r>
     </w:p>
     <w:p>
@@ -1728,7 +1965,7 @@
       </w:pPr>
       <w:r>
         <w:rPr/>
-        <w:t>Programme client/serveur TCP</w:t>
+        <w:t>Mini compilateur vers assembleur</w:t>
       </w:r>
     </w:p>
     <w:p>
@@ -1748,7 +1985,7 @@
       </w:pPr>
       <w:r>
         <w:rPr/>
-        <w:t>Tri de tableau multi-algorithmes (bubble, quick, merge)</w:t>
+        <w:t>Sniffer réseau brut avec sockets RAW</w:t>
       </w:r>
     </w:p>
     <w:p>
@@ -1768,7 +2005,7 @@
       </w:pPr>
       <w:r>
         <w:rPr/>
-        <w:t>Générateur de hash simple (MD5-like)</w:t>
+        <w:t>Kernel minimal (bootable avec GRUB)</w:t>
       </w:r>
     </w:p>
     <w:p>
@@ -1788,7 +2025,7 @@
       </w:pPr>
       <w:r>
         <w:rPr/>
-        <w:t>Analyseur d’arguments CLI avancé</w:t>
+        <w:t>Émulateur d’un jeu rétro (Tetris, CHIP-8)</w:t>
       </w:r>
     </w:p>
     <w:p>
@@ -1808,7 +2045,7 @@
       </w:pPr>
       <w:r>
         <w:rPr/>
-        <w:t>Mini-shell basique</w:t>
+        <w:t>Implémentation de protocole réseau (HTTP ou DNS)</w:t>
       </w:r>
     </w:p>
     <w:p>
@@ -1828,7 +2065,7 @@
       </w:pPr>
       <w:r>
         <w:rPr/>
-        <w:t>Parser JSON manuel</w:t>
+        <w:t>Système de fichiers virtuel</w:t>
       </w:r>
     </w:p>
     <w:p>
@@ -1837,223 +2074,6 @@
         <w:numPr>
           <w:ilvl w:val="0"/>
           <w:numId w:val="9"/>
-        </w:numPr>
-        <w:tabs>
-          <w:tab w:val="left" w:pos="709" w:leader="none"/>
-        </w:tabs>
-        <w:bidi w:val="0"/>
-        <w:ind w:hanging="283" w:start="709"/>
-        <w:jc w:val="start"/>
-        <w:rPr/>
-      </w:pPr>
-      <w:r>
-        <w:rPr/>
-        <w:t>Compresseur de fichier simple (RLE)</w:t>
-      </w:r>
-    </w:p>
-    <w:p>
-      <w:pPr>
-        <w:pStyle w:val="Heading3"/>
-        <w:bidi w:val="0"/>
-        <w:ind w:hanging="0" w:start="0"/>
-        <w:jc w:val="start"/>
-        <w:rPr/>
-      </w:pPr>
-      <w:r>
-        <w:rPr/>
-        <w:t xml:space="preserve">🔺 </w:t>
-      </w:r>
-      <w:r>
-        <w:rPr/>
-        <w:t>Difficile</w:t>
-      </w:r>
-    </w:p>
-    <w:p>
-      <w:pPr>
-        <w:pStyle w:val="BodyText"/>
-        <w:numPr>
-          <w:ilvl w:val="0"/>
-          <w:numId w:val="10"/>
-        </w:numPr>
-        <w:tabs>
-          <w:tab w:val="left" w:pos="709" w:leader="none"/>
-        </w:tabs>
-        <w:bidi w:val="0"/>
-        <w:ind w:hanging="283" w:start="709"/>
-        <w:jc w:val="start"/>
-        <w:rPr/>
-      </w:pPr>
-      <w:r>
-        <w:rPr/>
-        <w:t>Interpréteur de bytecode</w:t>
-      </w:r>
-    </w:p>
-    <w:p>
-      <w:pPr>
-        <w:pStyle w:val="BodyText"/>
-        <w:numPr>
-          <w:ilvl w:val="0"/>
-          <w:numId w:val="10"/>
-        </w:numPr>
-        <w:tabs>
-          <w:tab w:val="left" w:pos="709" w:leader="none"/>
-        </w:tabs>
-        <w:bidi w:val="0"/>
-        <w:ind w:hanging="283" w:start="709"/>
-        <w:jc w:val="start"/>
-        <w:rPr/>
-      </w:pPr>
-      <w:r>
-        <w:rPr/>
-        <w:t>Allocateur mémoire (type malloc custom)</w:t>
-      </w:r>
-    </w:p>
-    <w:p>
-      <w:pPr>
-        <w:pStyle w:val="BodyText"/>
-        <w:numPr>
-          <w:ilvl w:val="0"/>
-          <w:numId w:val="10"/>
-        </w:numPr>
-        <w:tabs>
-          <w:tab w:val="left" w:pos="709" w:leader="none"/>
-        </w:tabs>
-        <w:bidi w:val="0"/>
-        <w:ind w:hanging="283" w:start="709"/>
-        <w:jc w:val="start"/>
-        <w:rPr/>
-      </w:pPr>
-      <w:r>
-        <w:rPr/>
-        <w:t>Simulateur de CPU (registres + instructions)</w:t>
-      </w:r>
-    </w:p>
-    <w:p>
-      <w:pPr>
-        <w:pStyle w:val="BodyText"/>
-        <w:numPr>
-          <w:ilvl w:val="0"/>
-          <w:numId w:val="10"/>
-        </w:numPr>
-        <w:tabs>
-          <w:tab w:val="left" w:pos="709" w:leader="none"/>
-        </w:tabs>
-        <w:bidi w:val="0"/>
-        <w:ind w:hanging="283" w:start="709"/>
-        <w:jc w:val="start"/>
-        <w:rPr/>
-      </w:pPr>
-      <w:r>
-        <w:rPr/>
-        <w:t>Mini compilateur vers assembleur</w:t>
-      </w:r>
-    </w:p>
-    <w:p>
-      <w:pPr>
-        <w:pStyle w:val="BodyText"/>
-        <w:numPr>
-          <w:ilvl w:val="0"/>
-          <w:numId w:val="10"/>
-        </w:numPr>
-        <w:tabs>
-          <w:tab w:val="left" w:pos="709" w:leader="none"/>
-        </w:tabs>
-        <w:bidi w:val="0"/>
-        <w:ind w:hanging="283" w:start="709"/>
-        <w:jc w:val="start"/>
-        <w:rPr/>
-      </w:pPr>
-      <w:r>
-        <w:rPr/>
-        <w:t>Sniffer réseau brut avec sockets RAW</w:t>
-      </w:r>
-    </w:p>
-    <w:p>
-      <w:pPr>
-        <w:pStyle w:val="BodyText"/>
-        <w:numPr>
-          <w:ilvl w:val="0"/>
-          <w:numId w:val="10"/>
-        </w:numPr>
-        <w:tabs>
-          <w:tab w:val="left" w:pos="709" w:leader="none"/>
-        </w:tabs>
-        <w:bidi w:val="0"/>
-        <w:ind w:hanging="283" w:start="709"/>
-        <w:jc w:val="start"/>
-        <w:rPr/>
-      </w:pPr>
-      <w:r>
-        <w:rPr/>
-        <w:t>Kernel minimal (bootable avec GRUB)</w:t>
-      </w:r>
-    </w:p>
-    <w:p>
-      <w:pPr>
-        <w:pStyle w:val="BodyText"/>
-        <w:numPr>
-          <w:ilvl w:val="0"/>
-          <w:numId w:val="10"/>
-        </w:numPr>
-        <w:tabs>
-          <w:tab w:val="left" w:pos="709" w:leader="none"/>
-        </w:tabs>
-        <w:bidi w:val="0"/>
-        <w:ind w:hanging="283" w:start="709"/>
-        <w:jc w:val="start"/>
-        <w:rPr/>
-      </w:pPr>
-      <w:r>
-        <w:rPr/>
-        <w:t>Émulateur d’un jeu rétro (Tetris, CHIP-8)</w:t>
-      </w:r>
-    </w:p>
-    <w:p>
-      <w:pPr>
-        <w:pStyle w:val="BodyText"/>
-        <w:numPr>
-          <w:ilvl w:val="0"/>
-          <w:numId w:val="10"/>
-        </w:numPr>
-        <w:tabs>
-          <w:tab w:val="left" w:pos="709" w:leader="none"/>
-        </w:tabs>
-        <w:bidi w:val="0"/>
-        <w:ind w:hanging="283" w:start="709"/>
-        <w:jc w:val="start"/>
-        <w:rPr/>
-      </w:pPr>
-      <w:r>
-        <w:rPr/>
-        <w:t>Implémentation de protocole réseau (HTTP ou DNS)</w:t>
-      </w:r>
-    </w:p>
-    <w:p>
-      <w:pPr>
-        <w:pStyle w:val="BodyText"/>
-        <w:numPr>
-          <w:ilvl w:val="0"/>
-          <w:numId w:val="10"/>
-        </w:numPr>
-        <w:tabs>
-          <w:tab w:val="left" w:pos="709" w:leader="none"/>
-        </w:tabs>
-        <w:bidi w:val="0"/>
-        <w:ind w:hanging="283" w:start="709"/>
-        <w:jc w:val="start"/>
-        <w:rPr/>
-      </w:pPr>
-      <w:r>
-        <w:rPr/>
-        <w:t>Système de fichiers virtuel</w:t>
-      </w:r>
-    </w:p>
-    <w:p>
-      <w:pPr>
-        <w:pStyle w:val="BodyText"/>
-        <w:numPr>
-          <w:ilvl w:val="0"/>
-          <w:numId w:val="10"/>
         </w:numPr>
         <w:tabs>
           <w:tab w:val="left" w:pos="709" w:leader="none"/>
@@ -2139,6 +2159,223 @@
         <w:pStyle w:val="BodyText"/>
         <w:numPr>
           <w:ilvl w:val="0"/>
+          <w:numId w:val="10"/>
+        </w:numPr>
+        <w:tabs>
+          <w:tab w:val="left" w:pos="709" w:leader="none"/>
+        </w:tabs>
+        <w:bidi w:val="0"/>
+        <w:ind w:hanging="283" w:start="709"/>
+        <w:jc w:val="start"/>
+        <w:rPr/>
+      </w:pPr>
+      <w:r>
+        <w:rPr/>
+        <w:t>Gestionnaire de contacts (vector + classes)</w:t>
+      </w:r>
+    </w:p>
+    <w:p>
+      <w:pPr>
+        <w:pStyle w:val="BodyText"/>
+        <w:numPr>
+          <w:ilvl w:val="0"/>
+          <w:numId w:val="10"/>
+        </w:numPr>
+        <w:tabs>
+          <w:tab w:val="left" w:pos="709" w:leader="none"/>
+        </w:tabs>
+        <w:bidi w:val="0"/>
+        <w:ind w:hanging="283" w:start="709"/>
+        <w:jc w:val="start"/>
+        <w:rPr/>
+      </w:pPr>
+      <w:r>
+        <w:rPr/>
+        <w:t>Convertisseur d’unités</w:t>
+      </w:r>
+    </w:p>
+    <w:p>
+      <w:pPr>
+        <w:pStyle w:val="BodyText"/>
+        <w:numPr>
+          <w:ilvl w:val="0"/>
+          <w:numId w:val="10"/>
+        </w:numPr>
+        <w:tabs>
+          <w:tab w:val="left" w:pos="709" w:leader="none"/>
+        </w:tabs>
+        <w:bidi w:val="0"/>
+        <w:ind w:hanging="283" w:start="709"/>
+        <w:jc w:val="start"/>
+        <w:rPr/>
+      </w:pPr>
+      <w:r>
+        <w:rPr/>
+        <w:t>Jeu de dés</w:t>
+      </w:r>
+    </w:p>
+    <w:p>
+      <w:pPr>
+        <w:pStyle w:val="BodyText"/>
+        <w:numPr>
+          <w:ilvl w:val="0"/>
+          <w:numId w:val="10"/>
+        </w:numPr>
+        <w:tabs>
+          <w:tab w:val="left" w:pos="709" w:leader="none"/>
+        </w:tabs>
+        <w:bidi w:val="0"/>
+        <w:ind w:hanging="283" w:start="709"/>
+        <w:jc w:val="start"/>
+        <w:rPr/>
+      </w:pPr>
+      <w:r>
+        <w:rPr/>
+        <w:t>Mini-banque console</w:t>
+      </w:r>
+    </w:p>
+    <w:p>
+      <w:pPr>
+        <w:pStyle w:val="BodyText"/>
+        <w:numPr>
+          <w:ilvl w:val="0"/>
+          <w:numId w:val="10"/>
+        </w:numPr>
+        <w:tabs>
+          <w:tab w:val="left" w:pos="709" w:leader="none"/>
+        </w:tabs>
+        <w:bidi w:val="0"/>
+        <w:ind w:hanging="283" w:start="709"/>
+        <w:jc w:val="start"/>
+        <w:rPr/>
+      </w:pPr>
+      <w:r>
+        <w:rPr/>
+        <w:t>Système de login (fichier texte)</w:t>
+      </w:r>
+    </w:p>
+    <w:p>
+      <w:pPr>
+        <w:pStyle w:val="BodyText"/>
+        <w:numPr>
+          <w:ilvl w:val="0"/>
+          <w:numId w:val="10"/>
+        </w:numPr>
+        <w:tabs>
+          <w:tab w:val="left" w:pos="709" w:leader="none"/>
+        </w:tabs>
+        <w:bidi w:val="0"/>
+        <w:ind w:hanging="283" w:start="709"/>
+        <w:jc w:val="start"/>
+        <w:rPr/>
+      </w:pPr>
+      <w:r>
+        <w:rPr/>
+        <w:t>Générateur de nombres premiers</w:t>
+      </w:r>
+    </w:p>
+    <w:p>
+      <w:pPr>
+        <w:pStyle w:val="BodyText"/>
+        <w:numPr>
+          <w:ilvl w:val="0"/>
+          <w:numId w:val="10"/>
+        </w:numPr>
+        <w:tabs>
+          <w:tab w:val="left" w:pos="709" w:leader="none"/>
+        </w:tabs>
+        <w:bidi w:val="0"/>
+        <w:ind w:hanging="283" w:start="709"/>
+        <w:jc w:val="start"/>
+        <w:rPr/>
+      </w:pPr>
+      <w:r>
+        <w:rPr/>
+        <w:t>Mini agenda</w:t>
+      </w:r>
+    </w:p>
+    <w:p>
+      <w:pPr>
+        <w:pStyle w:val="BodyText"/>
+        <w:numPr>
+          <w:ilvl w:val="0"/>
+          <w:numId w:val="10"/>
+        </w:numPr>
+        <w:tabs>
+          <w:tab w:val="left" w:pos="709" w:leader="none"/>
+        </w:tabs>
+        <w:bidi w:val="0"/>
+        <w:ind w:hanging="283" w:start="709"/>
+        <w:jc w:val="start"/>
+        <w:rPr/>
+      </w:pPr>
+      <w:r>
+        <w:rPr/>
+        <w:t>Tri et recherche (STL)</w:t>
+      </w:r>
+    </w:p>
+    <w:p>
+      <w:pPr>
+        <w:pStyle w:val="BodyText"/>
+        <w:numPr>
+          <w:ilvl w:val="0"/>
+          <w:numId w:val="10"/>
+        </w:numPr>
+        <w:tabs>
+          <w:tab w:val="left" w:pos="709" w:leader="none"/>
+        </w:tabs>
+        <w:bidi w:val="0"/>
+        <w:ind w:hanging="283" w:start="709"/>
+        <w:jc w:val="start"/>
+        <w:rPr/>
+      </w:pPr>
+      <w:r>
+        <w:rPr/>
+        <w:t>Jeu devinette + score</w:t>
+      </w:r>
+    </w:p>
+    <w:p>
+      <w:pPr>
+        <w:pStyle w:val="BodyText"/>
+        <w:numPr>
+          <w:ilvl w:val="0"/>
+          <w:numId w:val="10"/>
+        </w:numPr>
+        <w:tabs>
+          <w:tab w:val="left" w:pos="709" w:leader="none"/>
+        </w:tabs>
+        <w:bidi w:val="0"/>
+        <w:ind w:hanging="283" w:start="709"/>
+        <w:jc w:val="start"/>
+        <w:rPr/>
+      </w:pPr>
+      <w:r>
+        <w:rPr/>
+        <w:t>Chronomètre console</w:t>
+      </w:r>
+    </w:p>
+    <w:p>
+      <w:pPr>
+        <w:pStyle w:val="Heading3"/>
+        <w:bidi w:val="0"/>
+        <w:ind w:hanging="0" w:start="0"/>
+        <w:jc w:val="start"/>
+        <w:rPr/>
+      </w:pPr>
+      <w:r>
+        <w:rPr/>
+        <w:t xml:space="preserve">🔸 </w:t>
+      </w:r>
+      <w:r>
+        <w:rPr/>
+        <w:t>Moyen</w:t>
+      </w:r>
+    </w:p>
+    <w:p>
+      <w:pPr>
+        <w:pStyle w:val="BodyText"/>
+        <w:numPr>
+          <w:ilvl w:val="0"/>
           <w:numId w:val="11"/>
         </w:numPr>
         <w:tabs>
@@ -2151,7 +2388,7 @@
       </w:pPr>
       <w:r>
         <w:rPr/>
-        <w:t>Gestionnaire de contacts (vector + classes)</w:t>
+        <w:t>Gestion de fichiers binaires + sérialisation</w:t>
       </w:r>
     </w:p>
     <w:p>
@@ -2171,7 +2408,7 @@
       </w:pPr>
       <w:r>
         <w:rPr/>
-        <w:t>Convertisseur d’unités</w:t>
+        <w:t>Simulation de parking (OOP)</w:t>
       </w:r>
     </w:p>
     <w:p>
@@ -2191,7 +2428,7 @@
       </w:pPr>
       <w:r>
         <w:rPr/>
-        <w:t>Jeu de dés</w:t>
+        <w:t>Application CRUD (Qt)</w:t>
       </w:r>
     </w:p>
     <w:p>
@@ -2211,7 +2448,7 @@
       </w:pPr>
       <w:r>
         <w:rPr/>
-        <w:t>Mini-banque console</w:t>
+        <w:t>Jeu Snake avec SFML</w:t>
       </w:r>
     </w:p>
     <w:p>
@@ -2231,7 +2468,7 @@
       </w:pPr>
       <w:r>
         <w:rPr/>
-        <w:t>Système de login (fichier texte)</w:t>
+        <w:t>Chat client/serveur (Boost Asio)</w:t>
       </w:r>
     </w:p>
     <w:p>
@@ -2251,7 +2488,7 @@
       </w:pPr>
       <w:r>
         <w:rPr/>
-        <w:t>Générateur de nombres premiers</w:t>
+        <w:t>Générateur de labyrinthes</w:t>
       </w:r>
     </w:p>
     <w:p>
@@ -2271,7 +2508,7 @@
       </w:pPr>
       <w:r>
         <w:rPr/>
-        <w:t>Mini agenda</w:t>
+        <w:t>Implémentation de graphes (Dijkstra, BFS)</w:t>
       </w:r>
     </w:p>
     <w:p>
@@ -2291,7 +2528,7 @@
       </w:pPr>
       <w:r>
         <w:rPr/>
-        <w:t>Tri et recherche (STL)</w:t>
+        <w:t>Thread pool simple</w:t>
       </w:r>
     </w:p>
     <w:p>
@@ -2311,7 +2548,7 @@
       </w:pPr>
       <w:r>
         <w:rPr/>
-        <w:t>Jeu devinette + score</w:t>
+        <w:t>Moteur 2D basique (SFML/OpenGL)</w:t>
       </w:r>
     </w:p>
     <w:p>
@@ -2331,7 +2568,7 @@
       </w:pPr>
       <w:r>
         <w:rPr/>
-        <w:t>Chronomètre console</w:t>
+        <w:t>Gestionnaire de plugins dynamiques (dlopen/dlsym)</w:t>
       </w:r>
     </w:p>
     <w:p>
@@ -2344,11 +2581,11 @@
       </w:pPr>
       <w:r>
         <w:rPr/>
-        <w:t xml:space="preserve">🔸 </w:t>
-      </w:r>
-      <w:r>
-        <w:rPr/>
-        <w:t>Moyen</w:t>
+        <w:t xml:space="preserve">🔺 </w:t>
+      </w:r>
+      <w:r>
+        <w:rPr/>
+        <w:t>Difficile</w:t>
       </w:r>
     </w:p>
     <w:p>
@@ -2368,7 +2605,7 @@
       </w:pPr>
       <w:r>
         <w:rPr/>
-        <w:t>Gestion de fichiers binaires + sérialisation</w:t>
+        <w:t>Moteur physique simplifié</w:t>
       </w:r>
     </w:p>
     <w:p>
@@ -2388,7 +2625,7 @@
       </w:pPr>
       <w:r>
         <w:rPr/>
-        <w:t>Simulation de parking (OOP)</w:t>
+        <w:t>Interpréteur de langage (OOP + parsing)</w:t>
       </w:r>
     </w:p>
     <w:p>
@@ -2408,7 +2645,7 @@
       </w:pPr>
       <w:r>
         <w:rPr/>
-        <w:t>Application CRUD (Qt)</w:t>
+        <w:t>Moteur de rendu 3D (OpenGL)</w:t>
       </w:r>
     </w:p>
     <w:p>
@@ -2428,7 +2665,7 @@
       </w:pPr>
       <w:r>
         <w:rPr/>
-        <w:t>Jeu Snake avec SFML</w:t>
+        <w:t>Implémentation d’un compilateur C→ASM</w:t>
       </w:r>
     </w:p>
     <w:p>
@@ -2448,7 +2685,7 @@
       </w:pPr>
       <w:r>
         <w:rPr/>
-        <w:t>Chat client/serveur (Boost Asio)</w:t>
+        <w:t>Système de plugins C++ dynamiques</w:t>
       </w:r>
     </w:p>
     <w:p>
@@ -2468,7 +2705,7 @@
       </w:pPr>
       <w:r>
         <w:rPr/>
-        <w:t>Générateur de labyrinthes</w:t>
+        <w:t>Moteur ECS (Entity Component System)</w:t>
       </w:r>
     </w:p>
     <w:p>
@@ -2488,7 +2725,7 @@
       </w:pPr>
       <w:r>
         <w:rPr/>
-        <w:t>Implémentation de graphes (Dijkstra, BFS)</w:t>
+        <w:t>Jeu de tir 2D/3D avec SFML/OpenGL</w:t>
       </w:r>
     </w:p>
     <w:p>
@@ -2508,7 +2745,7 @@
       </w:pPr>
       <w:r>
         <w:rPr/>
-        <w:t>Thread pool simple</w:t>
+        <w:t>Serveur HTTP multi-thread</w:t>
       </w:r>
     </w:p>
     <w:p>
@@ -2528,7 +2765,7 @@
       </w:pPr>
       <w:r>
         <w:rPr/>
-        <w:t>Moteur 2D basique (SFML/OpenGL)</w:t>
+        <w:t>Simulateur de microprocesseur</w:t>
       </w:r>
     </w:p>
     <w:p>
@@ -2537,223 +2774,6 @@
         <w:numPr>
           <w:ilvl w:val="0"/>
           <w:numId w:val="12"/>
-        </w:numPr>
-        <w:tabs>
-          <w:tab w:val="left" w:pos="709" w:leader="none"/>
-        </w:tabs>
-        <w:bidi w:val="0"/>
-        <w:ind w:hanging="283" w:start="709"/>
-        <w:jc w:val="start"/>
-        <w:rPr/>
-      </w:pPr>
-      <w:r>
-        <w:rPr/>
-        <w:t>Gestionnaire de plugins dynamiques (dlopen/dlsym)</w:t>
-      </w:r>
-    </w:p>
-    <w:p>
-      <w:pPr>
-        <w:pStyle w:val="Heading3"/>
-        <w:bidi w:val="0"/>
-        <w:ind w:hanging="0" w:start="0"/>
-        <w:jc w:val="start"/>
-        <w:rPr/>
-      </w:pPr>
-      <w:r>
-        <w:rPr/>
-        <w:t xml:space="preserve">🔺 </w:t>
-      </w:r>
-      <w:r>
-        <w:rPr/>
-        <w:t>Difficile</w:t>
-      </w:r>
-    </w:p>
-    <w:p>
-      <w:pPr>
-        <w:pStyle w:val="BodyText"/>
-        <w:numPr>
-          <w:ilvl w:val="0"/>
-          <w:numId w:val="13"/>
-        </w:numPr>
-        <w:tabs>
-          <w:tab w:val="left" w:pos="709" w:leader="none"/>
-        </w:tabs>
-        <w:bidi w:val="0"/>
-        <w:ind w:hanging="283" w:start="709"/>
-        <w:jc w:val="start"/>
-        <w:rPr/>
-      </w:pPr>
-      <w:r>
-        <w:rPr/>
-        <w:t>Moteur physique simplifié</w:t>
-      </w:r>
-    </w:p>
-    <w:p>
-      <w:pPr>
-        <w:pStyle w:val="BodyText"/>
-        <w:numPr>
-          <w:ilvl w:val="0"/>
-          <w:numId w:val="13"/>
-        </w:numPr>
-        <w:tabs>
-          <w:tab w:val="left" w:pos="709" w:leader="none"/>
-        </w:tabs>
-        <w:bidi w:val="0"/>
-        <w:ind w:hanging="283" w:start="709"/>
-        <w:jc w:val="start"/>
-        <w:rPr/>
-      </w:pPr>
-      <w:r>
-        <w:rPr/>
-        <w:t>Interpréteur de langage (OOP + parsing)</w:t>
-      </w:r>
-    </w:p>
-    <w:p>
-      <w:pPr>
-        <w:pStyle w:val="BodyText"/>
-        <w:numPr>
-          <w:ilvl w:val="0"/>
-          <w:numId w:val="13"/>
-        </w:numPr>
-        <w:tabs>
-          <w:tab w:val="left" w:pos="709" w:leader="none"/>
-        </w:tabs>
-        <w:bidi w:val="0"/>
-        <w:ind w:hanging="283" w:start="709"/>
-        <w:jc w:val="start"/>
-        <w:rPr/>
-      </w:pPr>
-      <w:r>
-        <w:rPr/>
-        <w:t>Moteur de rendu 3D (OpenGL)</w:t>
-      </w:r>
-    </w:p>
-    <w:p>
-      <w:pPr>
-        <w:pStyle w:val="BodyText"/>
-        <w:numPr>
-          <w:ilvl w:val="0"/>
-          <w:numId w:val="13"/>
-        </w:numPr>
-        <w:tabs>
-          <w:tab w:val="left" w:pos="709" w:leader="none"/>
-        </w:tabs>
-        <w:bidi w:val="0"/>
-        <w:ind w:hanging="283" w:start="709"/>
-        <w:jc w:val="start"/>
-        <w:rPr/>
-      </w:pPr>
-      <w:r>
-        <w:rPr/>
-        <w:t>Implémentation d’un compilateur C→ASM</w:t>
-      </w:r>
-    </w:p>
-    <w:p>
-      <w:pPr>
-        <w:pStyle w:val="BodyText"/>
-        <w:numPr>
-          <w:ilvl w:val="0"/>
-          <w:numId w:val="13"/>
-        </w:numPr>
-        <w:tabs>
-          <w:tab w:val="left" w:pos="709" w:leader="none"/>
-        </w:tabs>
-        <w:bidi w:val="0"/>
-        <w:ind w:hanging="283" w:start="709"/>
-        <w:jc w:val="start"/>
-        <w:rPr/>
-      </w:pPr>
-      <w:r>
-        <w:rPr/>
-        <w:t>Système de plugins C++ dynamiques</w:t>
-      </w:r>
-    </w:p>
-    <w:p>
-      <w:pPr>
-        <w:pStyle w:val="BodyText"/>
-        <w:numPr>
-          <w:ilvl w:val="0"/>
-          <w:numId w:val="13"/>
-        </w:numPr>
-        <w:tabs>
-          <w:tab w:val="left" w:pos="709" w:leader="none"/>
-        </w:tabs>
-        <w:bidi w:val="0"/>
-        <w:ind w:hanging="283" w:start="709"/>
-        <w:jc w:val="start"/>
-        <w:rPr/>
-      </w:pPr>
-      <w:r>
-        <w:rPr/>
-        <w:t>Moteur ECS (Entity Component System)</w:t>
-      </w:r>
-    </w:p>
-    <w:p>
-      <w:pPr>
-        <w:pStyle w:val="BodyText"/>
-        <w:numPr>
-          <w:ilvl w:val="0"/>
-          <w:numId w:val="13"/>
-        </w:numPr>
-        <w:tabs>
-          <w:tab w:val="left" w:pos="709" w:leader="none"/>
-        </w:tabs>
-        <w:bidi w:val="0"/>
-        <w:ind w:hanging="283" w:start="709"/>
-        <w:jc w:val="start"/>
-        <w:rPr/>
-      </w:pPr>
-      <w:r>
-        <w:rPr/>
-        <w:t>Jeu de tir 2D/3D avec SFML/OpenGL</w:t>
-      </w:r>
-    </w:p>
-    <w:p>
-      <w:pPr>
-        <w:pStyle w:val="BodyText"/>
-        <w:numPr>
-          <w:ilvl w:val="0"/>
-          <w:numId w:val="13"/>
-        </w:numPr>
-        <w:tabs>
-          <w:tab w:val="left" w:pos="709" w:leader="none"/>
-        </w:tabs>
-        <w:bidi w:val="0"/>
-        <w:ind w:hanging="283" w:start="709"/>
-        <w:jc w:val="start"/>
-        <w:rPr/>
-      </w:pPr>
-      <w:r>
-        <w:rPr/>
-        <w:t>Serveur HTTP multi-thread</w:t>
-      </w:r>
-    </w:p>
-    <w:p>
-      <w:pPr>
-        <w:pStyle w:val="BodyText"/>
-        <w:numPr>
-          <w:ilvl w:val="0"/>
-          <w:numId w:val="13"/>
-        </w:numPr>
-        <w:tabs>
-          <w:tab w:val="left" w:pos="709" w:leader="none"/>
-        </w:tabs>
-        <w:bidi w:val="0"/>
-        <w:ind w:hanging="283" w:start="709"/>
-        <w:jc w:val="start"/>
-        <w:rPr/>
-      </w:pPr>
-      <w:r>
-        <w:rPr/>
-        <w:t>Simulateur de microprocesseur</w:t>
-      </w:r>
-    </w:p>
-    <w:p>
-      <w:pPr>
-        <w:pStyle w:val="BodyText"/>
-        <w:numPr>
-          <w:ilvl w:val="0"/>
-          <w:numId w:val="13"/>
         </w:numPr>
         <w:tabs>
           <w:tab w:val="left" w:pos="709" w:leader="none"/>
@@ -2901,6 +2921,223 @@
         <w:pStyle w:val="BodyText"/>
         <w:numPr>
           <w:ilvl w:val="0"/>
+          <w:numId w:val="13"/>
+        </w:numPr>
+        <w:tabs>
+          <w:tab w:val="left" w:pos="709" w:leader="none"/>
+        </w:tabs>
+        <w:bidi w:val="0"/>
+        <w:ind w:hanging="283" w:start="709"/>
+        <w:jc w:val="start"/>
+        <w:rPr/>
+      </w:pPr>
+      <w:r>
+        <w:rPr/>
+        <w:t>Afficher un message "Hello, World!"</w:t>
+      </w:r>
+    </w:p>
+    <w:p>
+      <w:pPr>
+        <w:pStyle w:val="BodyText"/>
+        <w:numPr>
+          <w:ilvl w:val="0"/>
+          <w:numId w:val="13"/>
+        </w:numPr>
+        <w:tabs>
+          <w:tab w:val="left" w:pos="709" w:leader="none"/>
+        </w:tabs>
+        <w:bidi w:val="0"/>
+        <w:ind w:hanging="283" w:start="709"/>
+        <w:jc w:val="start"/>
+        <w:rPr/>
+      </w:pPr>
+      <w:r>
+        <w:rPr/>
+        <w:t>Addition/soustraction de deux nombres</w:t>
+      </w:r>
+    </w:p>
+    <w:p>
+      <w:pPr>
+        <w:pStyle w:val="BodyText"/>
+        <w:numPr>
+          <w:ilvl w:val="0"/>
+          <w:numId w:val="13"/>
+        </w:numPr>
+        <w:tabs>
+          <w:tab w:val="left" w:pos="709" w:leader="none"/>
+        </w:tabs>
+        <w:bidi w:val="0"/>
+        <w:ind w:hanging="283" w:start="709"/>
+        <w:jc w:val="start"/>
+        <w:rPr/>
+      </w:pPr>
+      <w:r>
+        <w:rPr/>
+        <w:t>Boucle d’affichage de 1 à 10</w:t>
+      </w:r>
+    </w:p>
+    <w:p>
+      <w:pPr>
+        <w:pStyle w:val="BodyText"/>
+        <w:numPr>
+          <w:ilvl w:val="0"/>
+          <w:numId w:val="13"/>
+        </w:numPr>
+        <w:tabs>
+          <w:tab w:val="left" w:pos="709" w:leader="none"/>
+        </w:tabs>
+        <w:bidi w:val="0"/>
+        <w:ind w:hanging="283" w:start="709"/>
+        <w:jc w:val="start"/>
+        <w:rPr/>
+      </w:pPr>
+      <w:r>
+        <w:rPr/>
+        <w:t>Lire une entrée clavier</w:t>
+      </w:r>
+    </w:p>
+    <w:p>
+      <w:pPr>
+        <w:pStyle w:val="BodyText"/>
+        <w:numPr>
+          <w:ilvl w:val="0"/>
+          <w:numId w:val="13"/>
+        </w:numPr>
+        <w:tabs>
+          <w:tab w:val="left" w:pos="709" w:leader="none"/>
+        </w:tabs>
+        <w:bidi w:val="0"/>
+        <w:ind w:hanging="283" w:start="709"/>
+        <w:jc w:val="start"/>
+        <w:rPr/>
+      </w:pPr>
+      <w:r>
+        <w:rPr/>
+        <w:t>Convertir un nombre en ASCII</w:t>
+      </w:r>
+    </w:p>
+    <w:p>
+      <w:pPr>
+        <w:pStyle w:val="BodyText"/>
+        <w:numPr>
+          <w:ilvl w:val="0"/>
+          <w:numId w:val="13"/>
+        </w:numPr>
+        <w:tabs>
+          <w:tab w:val="left" w:pos="709" w:leader="none"/>
+        </w:tabs>
+        <w:bidi w:val="0"/>
+        <w:ind w:hanging="283" w:start="709"/>
+        <w:jc w:val="start"/>
+        <w:rPr/>
+      </w:pPr>
+      <w:r>
+        <w:rPr/>
+        <w:t>Calcul de factorielle</w:t>
+      </w:r>
+    </w:p>
+    <w:p>
+      <w:pPr>
+        <w:pStyle w:val="BodyText"/>
+        <w:numPr>
+          <w:ilvl w:val="0"/>
+          <w:numId w:val="13"/>
+        </w:numPr>
+        <w:tabs>
+          <w:tab w:val="left" w:pos="709" w:leader="none"/>
+        </w:tabs>
+        <w:bidi w:val="0"/>
+        <w:ind w:hanging="283" w:start="709"/>
+        <w:jc w:val="start"/>
+        <w:rPr/>
+      </w:pPr>
+      <w:r>
+        <w:rPr/>
+        <w:t>Déterminer si un nombre est pair ou impair</w:t>
+      </w:r>
+    </w:p>
+    <w:p>
+      <w:pPr>
+        <w:pStyle w:val="BodyText"/>
+        <w:numPr>
+          <w:ilvl w:val="0"/>
+          <w:numId w:val="13"/>
+        </w:numPr>
+        <w:tabs>
+          <w:tab w:val="left" w:pos="709" w:leader="none"/>
+        </w:tabs>
+        <w:bidi w:val="0"/>
+        <w:ind w:hanging="283" w:start="709"/>
+        <w:jc w:val="start"/>
+        <w:rPr/>
+      </w:pPr>
+      <w:r>
+        <w:rPr/>
+        <w:t>Copier une chaîne en mémoire</w:t>
+      </w:r>
+    </w:p>
+    <w:p>
+      <w:pPr>
+        <w:pStyle w:val="BodyText"/>
+        <w:numPr>
+          <w:ilvl w:val="0"/>
+          <w:numId w:val="13"/>
+        </w:numPr>
+        <w:tabs>
+          <w:tab w:val="left" w:pos="709" w:leader="none"/>
+        </w:tabs>
+        <w:bidi w:val="0"/>
+        <w:ind w:hanging="283" w:start="709"/>
+        <w:jc w:val="start"/>
+        <w:rPr/>
+      </w:pPr>
+      <w:r>
+        <w:rPr/>
+        <w:t>Compter le nombre de caractères d’une chaîne</w:t>
+      </w:r>
+    </w:p>
+    <w:p>
+      <w:pPr>
+        <w:pStyle w:val="BodyText"/>
+        <w:numPr>
+          <w:ilvl w:val="0"/>
+          <w:numId w:val="13"/>
+        </w:numPr>
+        <w:tabs>
+          <w:tab w:val="left" w:pos="709" w:leader="none"/>
+        </w:tabs>
+        <w:bidi w:val="0"/>
+        <w:ind w:hanging="283" w:start="709"/>
+        <w:jc w:val="start"/>
+        <w:rPr/>
+      </w:pPr>
+      <w:r>
+        <w:rPr/>
+        <w:t>Afficher une horloge système (BIOS interrupt)</w:t>
+      </w:r>
+    </w:p>
+    <w:p>
+      <w:pPr>
+        <w:pStyle w:val="Heading3"/>
+        <w:bidi w:val="0"/>
+        <w:ind w:hanging="0" w:start="0"/>
+        <w:jc w:val="start"/>
+        <w:rPr/>
+      </w:pPr>
+      <w:r>
+        <w:rPr/>
+        <w:t xml:space="preserve">🔸 </w:t>
+      </w:r>
+      <w:r>
+        <w:rPr/>
+        <w:t>Moyen</w:t>
+      </w:r>
+    </w:p>
+    <w:p>
+      <w:pPr>
+        <w:pStyle w:val="BodyText"/>
+        <w:numPr>
+          <w:ilvl w:val="0"/>
           <w:numId w:val="14"/>
         </w:numPr>
         <w:tabs>
@@ -2913,7 +3150,7 @@
       </w:pPr>
       <w:r>
         <w:rPr/>
-        <w:t>Afficher un message "Hello, World!"</w:t>
+        <w:t>Programme de tri de tableau (bubble sort)</w:t>
       </w:r>
     </w:p>
     <w:p>
@@ -2933,7 +3170,7 @@
       </w:pPr>
       <w:r>
         <w:rPr/>
-        <w:t>Addition/soustraction de deux nombres</w:t>
+        <w:t>Calculatrice en ligne de commande</w:t>
       </w:r>
     </w:p>
     <w:p>
@@ -2953,7 +3190,7 @@
       </w:pPr>
       <w:r>
         <w:rPr/>
-        <w:t>Boucle d’affichage de 1 à 10</w:t>
+        <w:t>Inverser une chaîne de caractères</w:t>
       </w:r>
     </w:p>
     <w:p>
@@ -2973,7 +3210,7 @@
       </w:pPr>
       <w:r>
         <w:rPr/>
-        <w:t>Lire une entrée clavier</w:t>
+        <w:t>Gestion de fichiers (lecture/écriture)</w:t>
       </w:r>
     </w:p>
     <w:p>
@@ -2993,7 +3230,7 @@
       </w:pPr>
       <w:r>
         <w:rPr/>
-        <w:t>Convertir un nombre en ASCII</w:t>
+        <w:t>Programme de saisie avec validation</w:t>
       </w:r>
     </w:p>
     <w:p>
@@ -3013,7 +3250,7 @@
       </w:pPr>
       <w:r>
         <w:rPr/>
-        <w:t>Calcul de factorielle</w:t>
+        <w:t>Conversion binaire ↔ décimal</w:t>
       </w:r>
     </w:p>
     <w:p>
@@ -3033,7 +3270,7 @@
       </w:pPr>
       <w:r>
         <w:rPr/>
-        <w:t>Déterminer si un nombre est pair ou impair</w:t>
+        <w:t>Programme multi-segmenté (data/code/stack)</w:t>
       </w:r>
     </w:p>
     <w:p>
@@ -3053,7 +3290,7 @@
       </w:pPr>
       <w:r>
         <w:rPr/>
-        <w:t>Copier une chaîne en mémoire</w:t>
+        <w:t>Implémentation d’une pile manuelle</w:t>
       </w:r>
     </w:p>
     <w:p>
@@ -3073,7 +3310,7 @@
       </w:pPr>
       <w:r>
         <w:rPr/>
-        <w:t>Compter le nombre de caractères d’une chaîne</w:t>
+        <w:t>Simulateur de clavier</w:t>
       </w:r>
     </w:p>
     <w:p>
@@ -3093,7 +3330,7 @@
       </w:pPr>
       <w:r>
         <w:rPr/>
-        <w:t>Afficher une horloge système (BIOS interrupt)</w:t>
+        <w:t>Appel système Linux (syscall)</w:t>
       </w:r>
     </w:p>
     <w:p>
@@ -3106,6 +3343,468 @@
       </w:pPr>
       <w:r>
         <w:rPr/>
+        <w:t xml:space="preserve">🔺 </w:t>
+      </w:r>
+      <w:r>
+        <w:rPr/>
+        <w:t>Difficile</w:t>
+      </w:r>
+    </w:p>
+    <w:p>
+      <w:pPr>
+        <w:pStyle w:val="BodyText"/>
+        <w:numPr>
+          <w:ilvl w:val="0"/>
+          <w:numId w:val="15"/>
+        </w:numPr>
+        <w:tabs>
+          <w:tab w:val="left" w:pos="709" w:leader="none"/>
+        </w:tabs>
+        <w:bidi w:val="0"/>
+        <w:ind w:hanging="283" w:start="709"/>
+        <w:jc w:val="start"/>
+        <w:rPr/>
+      </w:pPr>
+      <w:r>
+        <w:rPr/>
+        <w:t>Bootloader minimal</w:t>
+      </w:r>
+    </w:p>
+    <w:p>
+      <w:pPr>
+        <w:pStyle w:val="BodyText"/>
+        <w:numPr>
+          <w:ilvl w:val="0"/>
+          <w:numId w:val="15"/>
+        </w:numPr>
+        <w:tabs>
+          <w:tab w:val="left" w:pos="709" w:leader="none"/>
+        </w:tabs>
+        <w:bidi w:val="0"/>
+        <w:ind w:hanging="283" w:start="709"/>
+        <w:jc w:val="start"/>
+        <w:rPr/>
+      </w:pPr>
+      <w:r>
+        <w:rPr/>
+        <w:t>Kernel affichant du texte à l’écran</w:t>
+      </w:r>
+    </w:p>
+    <w:p>
+      <w:pPr>
+        <w:pStyle w:val="BodyText"/>
+        <w:numPr>
+          <w:ilvl w:val="0"/>
+          <w:numId w:val="15"/>
+        </w:numPr>
+        <w:tabs>
+          <w:tab w:val="left" w:pos="709" w:leader="none"/>
+        </w:tabs>
+        <w:bidi w:val="0"/>
+        <w:ind w:hanging="283" w:start="709"/>
+        <w:jc w:val="start"/>
+        <w:rPr/>
+      </w:pPr>
+      <w:r>
+        <w:rPr/>
+        <w:t>Gestion des interruptions (ISR)</w:t>
+      </w:r>
+    </w:p>
+    <w:p>
+      <w:pPr>
+        <w:pStyle w:val="BodyText"/>
+        <w:numPr>
+          <w:ilvl w:val="0"/>
+          <w:numId w:val="15"/>
+        </w:numPr>
+        <w:tabs>
+          <w:tab w:val="left" w:pos="709" w:leader="none"/>
+        </w:tabs>
+        <w:bidi w:val="0"/>
+        <w:ind w:hanging="283" w:start="709"/>
+        <w:jc w:val="start"/>
+        <w:rPr/>
+      </w:pPr>
+      <w:r>
+        <w:rPr/>
+        <w:t>Programme manipulant directement la mémoire vidéo</w:t>
+      </w:r>
+    </w:p>
+    <w:p>
+      <w:pPr>
+        <w:pStyle w:val="BodyText"/>
+        <w:numPr>
+          <w:ilvl w:val="0"/>
+          <w:numId w:val="15"/>
+        </w:numPr>
+        <w:tabs>
+          <w:tab w:val="left" w:pos="709" w:leader="none"/>
+        </w:tabs>
+        <w:bidi w:val="0"/>
+        <w:ind w:hanging="283" w:start="709"/>
+        <w:jc w:val="start"/>
+        <w:rPr/>
+      </w:pPr>
+      <w:r>
+        <w:rPr/>
+        <w:t>Détecteur de touches clavier hardware</w:t>
+      </w:r>
+    </w:p>
+    <w:p>
+      <w:pPr>
+        <w:pStyle w:val="BodyText"/>
+        <w:numPr>
+          <w:ilvl w:val="0"/>
+          <w:numId w:val="15"/>
+        </w:numPr>
+        <w:tabs>
+          <w:tab w:val="left" w:pos="709" w:leader="none"/>
+        </w:tabs>
+        <w:bidi w:val="0"/>
+        <w:ind w:hanging="283" w:start="709"/>
+        <w:jc w:val="start"/>
+        <w:rPr/>
+      </w:pPr>
+      <w:r>
+        <w:rPr/>
+        <w:t>Simulateur de CPU (interpréteur ASM)</w:t>
+      </w:r>
+    </w:p>
+    <w:p>
+      <w:pPr>
+        <w:pStyle w:val="BodyText"/>
+        <w:numPr>
+          <w:ilvl w:val="0"/>
+          <w:numId w:val="15"/>
+        </w:numPr>
+        <w:tabs>
+          <w:tab w:val="left" w:pos="709" w:leader="none"/>
+        </w:tabs>
+        <w:bidi w:val="0"/>
+        <w:ind w:hanging="283" w:start="709"/>
+        <w:jc w:val="start"/>
+        <w:rPr/>
+      </w:pPr>
+      <w:r>
+        <w:rPr/>
+        <w:t>Débogueur simple (lecture registres + mémoire)</w:t>
+      </w:r>
+    </w:p>
+    <w:p>
+      <w:pPr>
+        <w:pStyle w:val="BodyText"/>
+        <w:numPr>
+          <w:ilvl w:val="0"/>
+          <w:numId w:val="15"/>
+        </w:numPr>
+        <w:tabs>
+          <w:tab w:val="left" w:pos="709" w:leader="none"/>
+        </w:tabs>
+        <w:bidi w:val="0"/>
+        <w:ind w:hanging="283" w:start="709"/>
+        <w:jc w:val="start"/>
+        <w:rPr/>
+      </w:pPr>
+      <w:r>
+        <w:rPr/>
+        <w:t>Injection de code en mémoire</w:t>
+      </w:r>
+    </w:p>
+    <w:p>
+      <w:pPr>
+        <w:pStyle w:val="BodyText"/>
+        <w:numPr>
+          <w:ilvl w:val="0"/>
+          <w:numId w:val="15"/>
+        </w:numPr>
+        <w:tabs>
+          <w:tab w:val="left" w:pos="709" w:leader="none"/>
+        </w:tabs>
+        <w:bidi w:val="0"/>
+        <w:ind w:hanging="283" w:start="709"/>
+        <w:jc w:val="start"/>
+        <w:rPr/>
+      </w:pPr>
+      <w:r>
+        <w:rPr/>
+        <w:t>Optimisation d’algorithmes arithmétiques</w:t>
+      </w:r>
+    </w:p>
+    <w:p>
+      <w:pPr>
+        <w:pStyle w:val="BodyText"/>
+        <w:numPr>
+          <w:ilvl w:val="0"/>
+          <w:numId w:val="15"/>
+        </w:numPr>
+        <w:tabs>
+          <w:tab w:val="left" w:pos="709" w:leader="none"/>
+        </w:tabs>
+        <w:bidi w:val="0"/>
+        <w:ind w:hanging="283" w:start="709"/>
+        <w:jc w:val="start"/>
+        <w:rPr/>
+      </w:pPr>
+      <w:r>
+        <w:rPr/>
+        <w:t>Mini OS 16 bits (bootable en VM)</w:t>
+      </w:r>
+    </w:p>
+    <w:p>
+      <w:pPr>
+        <w:pStyle w:val="HorizontalLine"/>
+        <w:bidi w:val="0"/>
+        <w:jc w:val="start"/>
+        <w:rPr/>
+      </w:pPr>
+      <w:r>
+        <w:rPr/>
+      </w:r>
+    </w:p>
+    <w:p>
+      <w:pPr>
+        <w:pStyle w:val="Heading2"/>
+        <w:bidi w:val="0"/>
+        <w:ind w:hanging="0" w:start="0"/>
+        <w:jc w:val="start"/>
+        <w:rPr/>
+      </w:pPr>
+      <w:r>
+        <w:rPr/>
+        <w:t xml:space="preserve">🦀 </w:t>
+      </w:r>
+      <w:r>
+        <w:rPr/>
+        <w:t>RUST — Sécurité, performance, modernité</w:t>
+      </w:r>
+    </w:p>
+    <w:p>
+      <w:pPr>
+        <w:pStyle w:val="Heading3"/>
+        <w:bidi w:val="0"/>
+        <w:ind w:hanging="0" w:start="0"/>
+        <w:jc w:val="start"/>
+        <w:rPr/>
+      </w:pPr>
+      <w:r>
+        <w:rPr/>
+        <w:t xml:space="preserve">🔹 </w:t>
+      </w:r>
+      <w:r>
+        <w:rPr/>
+        <w:t>Facile</w:t>
+      </w:r>
+    </w:p>
+    <w:p>
+      <w:pPr>
+        <w:pStyle w:val="BodyText"/>
+        <w:numPr>
+          <w:ilvl w:val="0"/>
+          <w:numId w:val="16"/>
+        </w:numPr>
+        <w:tabs>
+          <w:tab w:val="left" w:pos="709" w:leader="none"/>
+        </w:tabs>
+        <w:bidi w:val="0"/>
+        <w:ind w:hanging="283" w:start="709"/>
+        <w:jc w:val="start"/>
+        <w:rPr/>
+      </w:pPr>
+      <w:r>
+        <w:rPr/>
+        <w:t>Convertisseur de température</w:t>
+      </w:r>
+    </w:p>
+    <w:p>
+      <w:pPr>
+        <w:pStyle w:val="BodyText"/>
+        <w:numPr>
+          <w:ilvl w:val="0"/>
+          <w:numId w:val="16"/>
+        </w:numPr>
+        <w:tabs>
+          <w:tab w:val="left" w:pos="709" w:leader="none"/>
+        </w:tabs>
+        <w:bidi w:val="0"/>
+        <w:ind w:hanging="283" w:start="709"/>
+        <w:jc w:val="start"/>
+        <w:rPr/>
+      </w:pPr>
+      <w:r>
+        <w:rPr/>
+        <w:t>Générateur de mots de passe</w:t>
+      </w:r>
+    </w:p>
+    <w:p>
+      <w:pPr>
+        <w:pStyle w:val="BodyText"/>
+        <w:numPr>
+          <w:ilvl w:val="0"/>
+          <w:numId w:val="16"/>
+        </w:numPr>
+        <w:tabs>
+          <w:tab w:val="left" w:pos="709" w:leader="none"/>
+        </w:tabs>
+        <w:bidi w:val="0"/>
+        <w:ind w:hanging="283" w:start="709"/>
+        <w:jc w:val="start"/>
+        <w:rPr/>
+      </w:pPr>
+      <w:r>
+        <w:rPr/>
+        <w:t>Gestionnaire de tâches CLI</w:t>
+      </w:r>
+    </w:p>
+    <w:p>
+      <w:pPr>
+        <w:pStyle w:val="BodyText"/>
+        <w:numPr>
+          <w:ilvl w:val="0"/>
+          <w:numId w:val="16"/>
+        </w:numPr>
+        <w:tabs>
+          <w:tab w:val="left" w:pos="709" w:leader="none"/>
+        </w:tabs>
+        <w:bidi w:val="0"/>
+        <w:ind w:hanging="283" w:start="709"/>
+        <w:jc w:val="start"/>
+        <w:rPr/>
+      </w:pPr>
+      <w:r>
+        <w:rPr/>
+        <w:t>Calculatrice CLI</w:t>
+      </w:r>
+    </w:p>
+    <w:p>
+      <w:pPr>
+        <w:pStyle w:val="BodyText"/>
+        <w:numPr>
+          <w:ilvl w:val="0"/>
+          <w:numId w:val="16"/>
+        </w:numPr>
+        <w:tabs>
+          <w:tab w:val="left" w:pos="709" w:leader="none"/>
+        </w:tabs>
+        <w:bidi w:val="0"/>
+        <w:ind w:hanging="283" w:start="709"/>
+        <w:jc w:val="start"/>
+        <w:rPr/>
+      </w:pPr>
+      <w:r>
+        <w:rPr/>
+        <w:t>Lecture/écriture de fichiers texte</w:t>
+      </w:r>
+    </w:p>
+    <w:p>
+      <w:pPr>
+        <w:pStyle w:val="BodyText"/>
+        <w:numPr>
+          <w:ilvl w:val="0"/>
+          <w:numId w:val="16"/>
+        </w:numPr>
+        <w:tabs>
+          <w:tab w:val="left" w:pos="709" w:leader="none"/>
+        </w:tabs>
+        <w:bidi w:val="0"/>
+        <w:ind w:hanging="283" w:start="709"/>
+        <w:jc w:val="start"/>
+        <w:rPr/>
+      </w:pPr>
+      <w:r>
+        <w:rPr/>
+        <w:t>Serveur HTTP simple (Hyper)</w:t>
+      </w:r>
+    </w:p>
+    <w:p>
+      <w:pPr>
+        <w:pStyle w:val="BodyText"/>
+        <w:numPr>
+          <w:ilvl w:val="0"/>
+          <w:numId w:val="16"/>
+        </w:numPr>
+        <w:tabs>
+          <w:tab w:val="left" w:pos="709" w:leader="none"/>
+        </w:tabs>
+        <w:bidi w:val="0"/>
+        <w:ind w:hanging="283" w:start="709"/>
+        <w:jc w:val="start"/>
+        <w:rPr/>
+      </w:pPr>
+      <w:r>
+        <w:rPr/>
+        <w:t>Programme multi-thread basique</w:t>
+      </w:r>
+    </w:p>
+    <w:p>
+      <w:pPr>
+        <w:pStyle w:val="BodyText"/>
+        <w:numPr>
+          <w:ilvl w:val="0"/>
+          <w:numId w:val="16"/>
+        </w:numPr>
+        <w:tabs>
+          <w:tab w:val="left" w:pos="709" w:leader="none"/>
+        </w:tabs>
+        <w:bidi w:val="0"/>
+        <w:ind w:hanging="283" w:start="709"/>
+        <w:jc w:val="start"/>
+        <w:rPr/>
+      </w:pPr>
+      <w:r>
+        <w:rPr/>
+        <w:t>Générateur de JSON</w:t>
+      </w:r>
+    </w:p>
+    <w:p>
+      <w:pPr>
+        <w:pStyle w:val="BodyText"/>
+        <w:numPr>
+          <w:ilvl w:val="0"/>
+          <w:numId w:val="16"/>
+        </w:numPr>
+        <w:tabs>
+          <w:tab w:val="left" w:pos="709" w:leader="none"/>
+        </w:tabs>
+        <w:bidi w:val="0"/>
+        <w:ind w:hanging="283" w:start="709"/>
+        <w:jc w:val="start"/>
+        <w:rPr/>
+      </w:pPr>
+      <w:r>
+        <w:rPr/>
+        <w:t>Outil de compression/décompression</w:t>
+      </w:r>
+    </w:p>
+    <w:p>
+      <w:pPr>
+        <w:pStyle w:val="BodyText"/>
+        <w:numPr>
+          <w:ilvl w:val="0"/>
+          <w:numId w:val="16"/>
+        </w:numPr>
+        <w:tabs>
+          <w:tab w:val="left" w:pos="709" w:leader="none"/>
+        </w:tabs>
+        <w:bidi w:val="0"/>
+        <w:ind w:hanging="283" w:start="709"/>
+        <w:jc w:val="start"/>
+        <w:rPr/>
+      </w:pPr>
+      <w:r>
+        <w:rPr/>
+        <w:t>Jeu "devine le nombre"</w:t>
+      </w:r>
+    </w:p>
+    <w:p>
+      <w:pPr>
+        <w:pStyle w:val="Heading3"/>
+        <w:bidi w:val="0"/>
+        <w:ind w:hanging="0" w:start="0"/>
+        <w:jc w:val="start"/>
+        <w:rPr/>
+      </w:pPr>
+      <w:r>
+        <w:rPr/>
         <w:t xml:space="preserve">🔸 </w:t>
       </w:r>
       <w:r>
@@ -3118,686 +3817,7 @@
         <w:pStyle w:val="BodyText"/>
         <w:numPr>
           <w:ilvl w:val="0"/>
-          <w:numId w:val="15"/>
-        </w:numPr>
-        <w:tabs>
-          <w:tab w:val="left" w:pos="709" w:leader="none"/>
-        </w:tabs>
-        <w:bidi w:val="0"/>
-        <w:ind w:hanging="283" w:start="709"/>
-        <w:jc w:val="start"/>
-        <w:rPr/>
-      </w:pPr>
-      <w:r>
-        <w:rPr/>
-        <w:t>Programme de tri de tableau (bubble sort)</w:t>
-      </w:r>
-    </w:p>
-    <w:p>
-      <w:pPr>
-        <w:pStyle w:val="BodyText"/>
-        <w:numPr>
-          <w:ilvl w:val="0"/>
-          <w:numId w:val="15"/>
-        </w:numPr>
-        <w:tabs>
-          <w:tab w:val="left" w:pos="709" w:leader="none"/>
-        </w:tabs>
-        <w:bidi w:val="0"/>
-        <w:ind w:hanging="283" w:start="709"/>
-        <w:jc w:val="start"/>
-        <w:rPr/>
-      </w:pPr>
-      <w:r>
-        <w:rPr/>
-        <w:t>Calculatrice en ligne de commande</w:t>
-      </w:r>
-    </w:p>
-    <w:p>
-      <w:pPr>
-        <w:pStyle w:val="BodyText"/>
-        <w:numPr>
-          <w:ilvl w:val="0"/>
-          <w:numId w:val="15"/>
-        </w:numPr>
-        <w:tabs>
-          <w:tab w:val="left" w:pos="709" w:leader="none"/>
-        </w:tabs>
-        <w:bidi w:val="0"/>
-        <w:ind w:hanging="283" w:start="709"/>
-        <w:jc w:val="start"/>
-        <w:rPr/>
-      </w:pPr>
-      <w:r>
-        <w:rPr/>
-        <w:t>Inverser une chaîne de caractères</w:t>
-      </w:r>
-    </w:p>
-    <w:p>
-      <w:pPr>
-        <w:pStyle w:val="BodyText"/>
-        <w:numPr>
-          <w:ilvl w:val="0"/>
-          <w:numId w:val="15"/>
-        </w:numPr>
-        <w:tabs>
-          <w:tab w:val="left" w:pos="709" w:leader="none"/>
-        </w:tabs>
-        <w:bidi w:val="0"/>
-        <w:ind w:hanging="283" w:start="709"/>
-        <w:jc w:val="start"/>
-        <w:rPr/>
-      </w:pPr>
-      <w:r>
-        <w:rPr/>
-        <w:t>Gestion de fichiers (lecture/écriture)</w:t>
-      </w:r>
-    </w:p>
-    <w:p>
-      <w:pPr>
-        <w:pStyle w:val="BodyText"/>
-        <w:numPr>
-          <w:ilvl w:val="0"/>
-          <w:numId w:val="15"/>
-        </w:numPr>
-        <w:tabs>
-          <w:tab w:val="left" w:pos="709" w:leader="none"/>
-        </w:tabs>
-        <w:bidi w:val="0"/>
-        <w:ind w:hanging="283" w:start="709"/>
-        <w:jc w:val="start"/>
-        <w:rPr/>
-      </w:pPr>
-      <w:r>
-        <w:rPr/>
-        <w:t>Programme de saisie avec validation</w:t>
-      </w:r>
-    </w:p>
-    <w:p>
-      <w:pPr>
-        <w:pStyle w:val="BodyText"/>
-        <w:numPr>
-          <w:ilvl w:val="0"/>
-          <w:numId w:val="15"/>
-        </w:numPr>
-        <w:tabs>
-          <w:tab w:val="left" w:pos="709" w:leader="none"/>
-        </w:tabs>
-        <w:bidi w:val="0"/>
-        <w:ind w:hanging="283" w:start="709"/>
-        <w:jc w:val="start"/>
-        <w:rPr/>
-      </w:pPr>
-      <w:r>
-        <w:rPr/>
-        <w:t>Conversion binaire ↔ décimal</w:t>
-      </w:r>
-    </w:p>
-    <w:p>
-      <w:pPr>
-        <w:pStyle w:val="BodyText"/>
-        <w:numPr>
-          <w:ilvl w:val="0"/>
-          <w:numId w:val="15"/>
-        </w:numPr>
-        <w:tabs>
-          <w:tab w:val="left" w:pos="709" w:leader="none"/>
-        </w:tabs>
-        <w:bidi w:val="0"/>
-        <w:ind w:hanging="283" w:start="709"/>
-        <w:jc w:val="start"/>
-        <w:rPr/>
-      </w:pPr>
-      <w:r>
-        <w:rPr/>
-        <w:t>Programme multi-segmenté (data/code/stack)</w:t>
-      </w:r>
-    </w:p>
-    <w:p>
-      <w:pPr>
-        <w:pStyle w:val="BodyText"/>
-        <w:numPr>
-          <w:ilvl w:val="0"/>
-          <w:numId w:val="15"/>
-        </w:numPr>
-        <w:tabs>
-          <w:tab w:val="left" w:pos="709" w:leader="none"/>
-        </w:tabs>
-        <w:bidi w:val="0"/>
-        <w:ind w:hanging="283" w:start="709"/>
-        <w:jc w:val="start"/>
-        <w:rPr/>
-      </w:pPr>
-      <w:r>
-        <w:rPr/>
-        <w:t>Implémentation d’une pile manuelle</w:t>
-      </w:r>
-    </w:p>
-    <w:p>
-      <w:pPr>
-        <w:pStyle w:val="BodyText"/>
-        <w:numPr>
-          <w:ilvl w:val="0"/>
-          <w:numId w:val="15"/>
-        </w:numPr>
-        <w:tabs>
-          <w:tab w:val="left" w:pos="709" w:leader="none"/>
-        </w:tabs>
-        <w:bidi w:val="0"/>
-        <w:ind w:hanging="283" w:start="709"/>
-        <w:jc w:val="start"/>
-        <w:rPr/>
-      </w:pPr>
-      <w:r>
-        <w:rPr/>
-        <w:t>Simulateur de clavier</w:t>
-      </w:r>
-    </w:p>
-    <w:p>
-      <w:pPr>
-        <w:pStyle w:val="BodyText"/>
-        <w:numPr>
-          <w:ilvl w:val="0"/>
-          <w:numId w:val="15"/>
-        </w:numPr>
-        <w:tabs>
-          <w:tab w:val="left" w:pos="709" w:leader="none"/>
-        </w:tabs>
-        <w:bidi w:val="0"/>
-        <w:ind w:hanging="283" w:start="709"/>
-        <w:jc w:val="start"/>
-        <w:rPr/>
-      </w:pPr>
-      <w:r>
-        <w:rPr/>
-        <w:t>Appel système Linux (syscall)</w:t>
-      </w:r>
-    </w:p>
-    <w:p>
-      <w:pPr>
-        <w:pStyle w:val="Heading3"/>
-        <w:bidi w:val="0"/>
-        <w:ind w:hanging="0" w:start="0"/>
-        <w:jc w:val="start"/>
-        <w:rPr/>
-      </w:pPr>
-      <w:r>
-        <w:rPr/>
-        <w:t xml:space="preserve">🔺 </w:t>
-      </w:r>
-      <w:r>
-        <w:rPr/>
-        <w:t>Difficile</w:t>
-      </w:r>
-    </w:p>
-    <w:p>
-      <w:pPr>
-        <w:pStyle w:val="BodyText"/>
-        <w:numPr>
-          <w:ilvl w:val="0"/>
-          <w:numId w:val="16"/>
-        </w:numPr>
-        <w:tabs>
-          <w:tab w:val="left" w:pos="709" w:leader="none"/>
-        </w:tabs>
-        <w:bidi w:val="0"/>
-        <w:ind w:hanging="283" w:start="709"/>
-        <w:jc w:val="start"/>
-        <w:rPr/>
-      </w:pPr>
-      <w:r>
-        <w:rPr/>
-        <w:t>Bootloader minimal</w:t>
-      </w:r>
-    </w:p>
-    <w:p>
-      <w:pPr>
-        <w:pStyle w:val="BodyText"/>
-        <w:numPr>
-          <w:ilvl w:val="0"/>
-          <w:numId w:val="16"/>
-        </w:numPr>
-        <w:tabs>
-          <w:tab w:val="left" w:pos="709" w:leader="none"/>
-        </w:tabs>
-        <w:bidi w:val="0"/>
-        <w:ind w:hanging="283" w:start="709"/>
-        <w:jc w:val="start"/>
-        <w:rPr/>
-      </w:pPr>
-      <w:r>
-        <w:rPr/>
-        <w:t>Kernel affichant du texte à l’écran</w:t>
-      </w:r>
-    </w:p>
-    <w:p>
-      <w:pPr>
-        <w:pStyle w:val="BodyText"/>
-        <w:numPr>
-          <w:ilvl w:val="0"/>
-          <w:numId w:val="16"/>
-        </w:numPr>
-        <w:tabs>
-          <w:tab w:val="left" w:pos="709" w:leader="none"/>
-        </w:tabs>
-        <w:bidi w:val="0"/>
-        <w:ind w:hanging="283" w:start="709"/>
-        <w:jc w:val="start"/>
-        <w:rPr/>
-      </w:pPr>
-      <w:r>
-        <w:rPr/>
-        <w:t>Gestion des interruptions (ISR)</w:t>
-      </w:r>
-    </w:p>
-    <w:p>
-      <w:pPr>
-        <w:pStyle w:val="BodyText"/>
-        <w:numPr>
-          <w:ilvl w:val="0"/>
-          <w:numId w:val="16"/>
-        </w:numPr>
-        <w:tabs>
-          <w:tab w:val="left" w:pos="709" w:leader="none"/>
-        </w:tabs>
-        <w:bidi w:val="0"/>
-        <w:ind w:hanging="283" w:start="709"/>
-        <w:jc w:val="start"/>
-        <w:rPr/>
-      </w:pPr>
-      <w:r>
-        <w:rPr/>
-        <w:t>Programme manipulant directement la mémoire vidéo</w:t>
-      </w:r>
-    </w:p>
-    <w:p>
-      <w:pPr>
-        <w:pStyle w:val="BodyText"/>
-        <w:numPr>
-          <w:ilvl w:val="0"/>
-          <w:numId w:val="16"/>
-        </w:numPr>
-        <w:tabs>
-          <w:tab w:val="left" w:pos="709" w:leader="none"/>
-        </w:tabs>
-        <w:bidi w:val="0"/>
-        <w:ind w:hanging="283" w:start="709"/>
-        <w:jc w:val="start"/>
-        <w:rPr/>
-      </w:pPr>
-      <w:r>
-        <w:rPr/>
-        <w:t>Détecteur de touches clavier hardware</w:t>
-      </w:r>
-    </w:p>
-    <w:p>
-      <w:pPr>
-        <w:pStyle w:val="BodyText"/>
-        <w:numPr>
-          <w:ilvl w:val="0"/>
-          <w:numId w:val="16"/>
-        </w:numPr>
-        <w:tabs>
-          <w:tab w:val="left" w:pos="709" w:leader="none"/>
-        </w:tabs>
-        <w:bidi w:val="0"/>
-        <w:ind w:hanging="283" w:start="709"/>
-        <w:jc w:val="start"/>
-        <w:rPr/>
-      </w:pPr>
-      <w:r>
-        <w:rPr/>
-        <w:t>Simulateur de CPU (interpréteur ASM)</w:t>
-      </w:r>
-    </w:p>
-    <w:p>
-      <w:pPr>
-        <w:pStyle w:val="BodyText"/>
-        <w:numPr>
-          <w:ilvl w:val="0"/>
-          <w:numId w:val="16"/>
-        </w:numPr>
-        <w:tabs>
-          <w:tab w:val="left" w:pos="709" w:leader="none"/>
-        </w:tabs>
-        <w:bidi w:val="0"/>
-        <w:ind w:hanging="283" w:start="709"/>
-        <w:jc w:val="start"/>
-        <w:rPr/>
-      </w:pPr>
-      <w:r>
-        <w:rPr/>
-        <w:t>Débogueur simple (lecture registres + mémoire)</w:t>
-      </w:r>
-    </w:p>
-    <w:p>
-      <w:pPr>
-        <w:pStyle w:val="BodyText"/>
-        <w:numPr>
-          <w:ilvl w:val="0"/>
-          <w:numId w:val="16"/>
-        </w:numPr>
-        <w:tabs>
-          <w:tab w:val="left" w:pos="709" w:leader="none"/>
-        </w:tabs>
-        <w:bidi w:val="0"/>
-        <w:ind w:hanging="283" w:start="709"/>
-        <w:jc w:val="start"/>
-        <w:rPr/>
-      </w:pPr>
-      <w:r>
-        <w:rPr/>
-        <w:t>Injection de code en mémoire</w:t>
-      </w:r>
-    </w:p>
-    <w:p>
-      <w:pPr>
-        <w:pStyle w:val="BodyText"/>
-        <w:numPr>
-          <w:ilvl w:val="0"/>
-          <w:numId w:val="16"/>
-        </w:numPr>
-        <w:tabs>
-          <w:tab w:val="left" w:pos="709" w:leader="none"/>
-        </w:tabs>
-        <w:bidi w:val="0"/>
-        <w:ind w:hanging="283" w:start="709"/>
-        <w:jc w:val="start"/>
-        <w:rPr/>
-      </w:pPr>
-      <w:r>
-        <w:rPr/>
-        <w:t>Optimisation d’algorithmes arithmétiques</w:t>
-      </w:r>
-    </w:p>
-    <w:p>
-      <w:pPr>
-        <w:pStyle w:val="BodyText"/>
-        <w:numPr>
-          <w:ilvl w:val="0"/>
-          <w:numId w:val="16"/>
-        </w:numPr>
-        <w:tabs>
-          <w:tab w:val="left" w:pos="709" w:leader="none"/>
-        </w:tabs>
-        <w:bidi w:val="0"/>
-        <w:ind w:hanging="283" w:start="709"/>
-        <w:jc w:val="start"/>
-        <w:rPr/>
-      </w:pPr>
-      <w:r>
-        <w:rPr/>
-        <w:t>Mini OS 16 bits (bootable en VM)</w:t>
-      </w:r>
-    </w:p>
-    <w:p>
-      <w:pPr>
-        <w:pStyle w:val="HorizontalLine"/>
-        <w:bidi w:val="0"/>
-        <w:jc w:val="start"/>
-        <w:rPr/>
-      </w:pPr>
-      <w:r>
-        <w:rPr/>
-      </w:r>
-    </w:p>
-    <w:p>
-      <w:pPr>
-        <w:pStyle w:val="Heading2"/>
-        <w:bidi w:val="0"/>
-        <w:ind w:hanging="0" w:start="0"/>
-        <w:jc w:val="start"/>
-        <w:rPr/>
-      </w:pPr>
-      <w:r>
-        <w:rPr/>
-        <w:t xml:space="preserve">🦀 </w:t>
-      </w:r>
-      <w:r>
-        <w:rPr/>
-        <w:t>RUST — Sécurité, performance, modernité</w:t>
-      </w:r>
-    </w:p>
-    <w:p>
-      <w:pPr>
-        <w:pStyle w:val="Heading3"/>
-        <w:bidi w:val="0"/>
-        <w:ind w:hanging="0" w:start="0"/>
-        <w:jc w:val="start"/>
-        <w:rPr/>
-      </w:pPr>
-      <w:r>
-        <w:rPr/>
-        <w:t xml:space="preserve">🔹 </w:t>
-      </w:r>
-      <w:r>
-        <w:rPr/>
-        <w:t>Facile</w:t>
-      </w:r>
-    </w:p>
-    <w:p>
-      <w:pPr>
-        <w:pStyle w:val="BodyText"/>
-        <w:numPr>
-          <w:ilvl w:val="0"/>
           <w:numId w:val="17"/>
-        </w:numPr>
-        <w:tabs>
-          <w:tab w:val="left" w:pos="709" w:leader="none"/>
-        </w:tabs>
-        <w:bidi w:val="0"/>
-        <w:ind w:hanging="283" w:start="709"/>
-        <w:jc w:val="start"/>
-        <w:rPr/>
-      </w:pPr>
-      <w:r>
-        <w:rPr/>
-        <w:t>Convertisseur de température</w:t>
-      </w:r>
-    </w:p>
-    <w:p>
-      <w:pPr>
-        <w:pStyle w:val="BodyText"/>
-        <w:numPr>
-          <w:ilvl w:val="0"/>
-          <w:numId w:val="17"/>
-        </w:numPr>
-        <w:tabs>
-          <w:tab w:val="left" w:pos="709" w:leader="none"/>
-        </w:tabs>
-        <w:bidi w:val="0"/>
-        <w:ind w:hanging="283" w:start="709"/>
-        <w:jc w:val="start"/>
-        <w:rPr/>
-      </w:pPr>
-      <w:r>
-        <w:rPr/>
-        <w:t>Générateur de mots de passe</w:t>
-      </w:r>
-    </w:p>
-    <w:p>
-      <w:pPr>
-        <w:pStyle w:val="BodyText"/>
-        <w:numPr>
-          <w:ilvl w:val="0"/>
-          <w:numId w:val="17"/>
-        </w:numPr>
-        <w:tabs>
-          <w:tab w:val="left" w:pos="709" w:leader="none"/>
-        </w:tabs>
-        <w:bidi w:val="0"/>
-        <w:ind w:hanging="283" w:start="709"/>
-        <w:jc w:val="start"/>
-        <w:rPr/>
-      </w:pPr>
-      <w:r>
-        <w:rPr/>
-        <w:t>Gestionnaire de tâches CLI</w:t>
-      </w:r>
-    </w:p>
-    <w:p>
-      <w:pPr>
-        <w:pStyle w:val="BodyText"/>
-        <w:numPr>
-          <w:ilvl w:val="0"/>
-          <w:numId w:val="17"/>
-        </w:numPr>
-        <w:tabs>
-          <w:tab w:val="left" w:pos="709" w:leader="none"/>
-        </w:tabs>
-        <w:bidi w:val="0"/>
-        <w:ind w:hanging="283" w:start="709"/>
-        <w:jc w:val="start"/>
-        <w:rPr/>
-      </w:pPr>
-      <w:r>
-        <w:rPr/>
-        <w:t>Calculatrice CLI</w:t>
-      </w:r>
-    </w:p>
-    <w:p>
-      <w:pPr>
-        <w:pStyle w:val="BodyText"/>
-        <w:numPr>
-          <w:ilvl w:val="0"/>
-          <w:numId w:val="17"/>
-        </w:numPr>
-        <w:tabs>
-          <w:tab w:val="left" w:pos="709" w:leader="none"/>
-        </w:tabs>
-        <w:bidi w:val="0"/>
-        <w:ind w:hanging="283" w:start="709"/>
-        <w:jc w:val="start"/>
-        <w:rPr/>
-      </w:pPr>
-      <w:r>
-        <w:rPr/>
-        <w:t>Lecture/écriture de fichiers texte</w:t>
-      </w:r>
-    </w:p>
-    <w:p>
-      <w:pPr>
-        <w:pStyle w:val="BodyText"/>
-        <w:numPr>
-          <w:ilvl w:val="0"/>
-          <w:numId w:val="17"/>
-        </w:numPr>
-        <w:tabs>
-          <w:tab w:val="left" w:pos="709" w:leader="none"/>
-        </w:tabs>
-        <w:bidi w:val="0"/>
-        <w:ind w:hanging="283" w:start="709"/>
-        <w:jc w:val="start"/>
-        <w:rPr/>
-      </w:pPr>
-      <w:r>
-        <w:rPr/>
-        <w:t>Serveur HTTP simple (Hyper)</w:t>
-      </w:r>
-    </w:p>
-    <w:p>
-      <w:pPr>
-        <w:pStyle w:val="BodyText"/>
-        <w:numPr>
-          <w:ilvl w:val="0"/>
-          <w:numId w:val="17"/>
-        </w:numPr>
-        <w:tabs>
-          <w:tab w:val="left" w:pos="709" w:leader="none"/>
-        </w:tabs>
-        <w:bidi w:val="0"/>
-        <w:ind w:hanging="283" w:start="709"/>
-        <w:jc w:val="start"/>
-        <w:rPr/>
-      </w:pPr>
-      <w:r>
-        <w:rPr/>
-        <w:t>Programme multi-thread basique</w:t>
-      </w:r>
-    </w:p>
-    <w:p>
-      <w:pPr>
-        <w:pStyle w:val="BodyText"/>
-        <w:numPr>
-          <w:ilvl w:val="0"/>
-          <w:numId w:val="17"/>
-        </w:numPr>
-        <w:tabs>
-          <w:tab w:val="left" w:pos="709" w:leader="none"/>
-        </w:tabs>
-        <w:bidi w:val="0"/>
-        <w:ind w:hanging="283" w:start="709"/>
-        <w:jc w:val="start"/>
-        <w:rPr/>
-      </w:pPr>
-      <w:r>
-        <w:rPr/>
-        <w:t>Générateur de JSON</w:t>
-      </w:r>
-    </w:p>
-    <w:p>
-      <w:pPr>
-        <w:pStyle w:val="BodyText"/>
-        <w:numPr>
-          <w:ilvl w:val="0"/>
-          <w:numId w:val="17"/>
-        </w:numPr>
-        <w:tabs>
-          <w:tab w:val="left" w:pos="709" w:leader="none"/>
-        </w:tabs>
-        <w:bidi w:val="0"/>
-        <w:ind w:hanging="283" w:start="709"/>
-        <w:jc w:val="start"/>
-        <w:rPr/>
-      </w:pPr>
-      <w:r>
-        <w:rPr/>
-        <w:t>Outil de compression/décompression</w:t>
-      </w:r>
-    </w:p>
-    <w:p>
-      <w:pPr>
-        <w:pStyle w:val="BodyText"/>
-        <w:numPr>
-          <w:ilvl w:val="0"/>
-          <w:numId w:val="17"/>
-        </w:numPr>
-        <w:tabs>
-          <w:tab w:val="left" w:pos="709" w:leader="none"/>
-        </w:tabs>
-        <w:bidi w:val="0"/>
-        <w:ind w:hanging="283" w:start="709"/>
-        <w:jc w:val="start"/>
-        <w:rPr/>
-      </w:pPr>
-      <w:r>
-        <w:rPr/>
-        <w:t>Jeu "devine le nombre"</w:t>
-      </w:r>
-    </w:p>
-    <w:p>
-      <w:pPr>
-        <w:pStyle w:val="Heading3"/>
-        <w:bidi w:val="0"/>
-        <w:ind w:hanging="0" w:start="0"/>
-        <w:jc w:val="start"/>
-        <w:rPr/>
-      </w:pPr>
-      <w:r>
-        <w:rPr/>
-        <w:t xml:space="preserve">🔸 </w:t>
-      </w:r>
-      <w:r>
-        <w:rPr/>
-        <w:t>Moyen</w:t>
-      </w:r>
-    </w:p>
-    <w:p>
-      <w:pPr>
-        <w:pStyle w:val="BodyText"/>
-        <w:numPr>
-          <w:ilvl w:val="0"/>
-          <w:numId w:val="18"/>
         </w:numPr>
         <w:tabs>
           <w:tab w:val="left" w:pos="709" w:leader="none"/>
@@ -3823,6 +3843,203 @@
         <w:pStyle w:val="BodyText"/>
         <w:numPr>
           <w:ilvl w:val="0"/>
+          <w:numId w:val="17"/>
+        </w:numPr>
+        <w:tabs>
+          <w:tab w:val="left" w:pos="709" w:leader="none"/>
+        </w:tabs>
+        <w:bidi w:val="0"/>
+        <w:ind w:hanging="283" w:start="709"/>
+        <w:jc w:val="start"/>
+        <w:rPr/>
+      </w:pPr>
+      <w:r>
+        <w:rPr/>
+        <w:t>API REST (Actix Web)</w:t>
+      </w:r>
+    </w:p>
+    <w:p>
+      <w:pPr>
+        <w:pStyle w:val="BodyText"/>
+        <w:numPr>
+          <w:ilvl w:val="0"/>
+          <w:numId w:val="17"/>
+        </w:numPr>
+        <w:tabs>
+          <w:tab w:val="left" w:pos="709" w:leader="none"/>
+        </w:tabs>
+        <w:bidi w:val="0"/>
+        <w:ind w:hanging="283" w:start="709"/>
+        <w:jc w:val="start"/>
+        <w:rPr/>
+      </w:pPr>
+      <w:r>
+        <w:rPr/>
+        <w:t>Chat TCP asynchrone (tokio)</w:t>
+      </w:r>
+    </w:p>
+    <w:p>
+      <w:pPr>
+        <w:pStyle w:val="BodyText"/>
+        <w:numPr>
+          <w:ilvl w:val="0"/>
+          <w:numId w:val="17"/>
+        </w:numPr>
+        <w:tabs>
+          <w:tab w:val="left" w:pos="709" w:leader="none"/>
+        </w:tabs>
+        <w:bidi w:val="0"/>
+        <w:ind w:hanging="283" w:start="709"/>
+        <w:jc w:val="start"/>
+        <w:rPr/>
+      </w:pPr>
+      <w:r>
+        <w:rPr/>
+        <w:t>Analyseur de logs système</w:t>
+      </w:r>
+    </w:p>
+    <w:p>
+      <w:pPr>
+        <w:pStyle w:val="BodyText"/>
+        <w:numPr>
+          <w:ilvl w:val="0"/>
+          <w:numId w:val="17"/>
+        </w:numPr>
+        <w:tabs>
+          <w:tab w:val="left" w:pos="709" w:leader="none"/>
+        </w:tabs>
+        <w:bidi w:val="0"/>
+        <w:ind w:hanging="283" w:start="709"/>
+        <w:jc w:val="start"/>
+        <w:rPr/>
+      </w:pPr>
+      <w:r>
+        <w:rPr/>
+        <w:t>Implémentation d’une pile et d’une file</w:t>
+      </w:r>
+    </w:p>
+    <w:p>
+      <w:pPr>
+        <w:pStyle w:val="BodyText"/>
+        <w:numPr>
+          <w:ilvl w:val="0"/>
+          <w:numId w:val="17"/>
+        </w:numPr>
+        <w:tabs>
+          <w:tab w:val="left" w:pos="709" w:leader="none"/>
+        </w:tabs>
+        <w:bidi w:val="0"/>
+        <w:ind w:hanging="283" w:start="709"/>
+        <w:jc w:val="start"/>
+        <w:rPr/>
+      </w:pPr>
+      <w:r>
+        <w:rPr/>
+        <w:t>Parsing de fichiers CSV</w:t>
+      </w:r>
+    </w:p>
+    <w:p>
+      <w:pPr>
+        <w:pStyle w:val="BodyText"/>
+        <w:numPr>
+          <w:ilvl w:val="0"/>
+          <w:numId w:val="17"/>
+        </w:numPr>
+        <w:tabs>
+          <w:tab w:val="left" w:pos="709" w:leader="none"/>
+        </w:tabs>
+        <w:bidi w:val="0"/>
+        <w:ind w:hanging="283" w:start="709"/>
+        <w:jc w:val="start"/>
+        <w:rPr/>
+      </w:pPr>
+      <w:r>
+        <w:rPr/>
+        <w:t>Générateur de QR Code</w:t>
+      </w:r>
+    </w:p>
+    <w:p>
+      <w:pPr>
+        <w:pStyle w:val="BodyText"/>
+        <w:numPr>
+          <w:ilvl w:val="0"/>
+          <w:numId w:val="17"/>
+        </w:numPr>
+        <w:tabs>
+          <w:tab w:val="left" w:pos="709" w:leader="none"/>
+        </w:tabs>
+        <w:bidi w:val="0"/>
+        <w:ind w:hanging="283" w:start="709"/>
+        <w:jc w:val="start"/>
+        <w:rPr/>
+      </w:pPr>
+      <w:r>
+        <w:rPr/>
+        <w:t>Créer une mini-lib Rust (crate)</w:t>
+      </w:r>
+    </w:p>
+    <w:p>
+      <w:pPr>
+        <w:pStyle w:val="BodyText"/>
+        <w:numPr>
+          <w:ilvl w:val="0"/>
+          <w:numId w:val="17"/>
+        </w:numPr>
+        <w:tabs>
+          <w:tab w:val="left" w:pos="709" w:leader="none"/>
+        </w:tabs>
+        <w:bidi w:val="0"/>
+        <w:ind w:hanging="283" w:start="709"/>
+        <w:jc w:val="start"/>
+        <w:rPr/>
+      </w:pPr>
+      <w:r>
+        <w:rPr/>
+        <w:t>Simulateur d’automate fini</w:t>
+      </w:r>
+    </w:p>
+    <w:p>
+      <w:pPr>
+        <w:pStyle w:val="BodyText"/>
+        <w:numPr>
+          <w:ilvl w:val="0"/>
+          <w:numId w:val="17"/>
+        </w:numPr>
+        <w:tabs>
+          <w:tab w:val="left" w:pos="709" w:leader="none"/>
+        </w:tabs>
+        <w:bidi w:val="0"/>
+        <w:ind w:hanging="283" w:start="709"/>
+        <w:jc w:val="start"/>
+        <w:rPr/>
+      </w:pPr>
+      <w:r>
+        <w:rPr/>
+        <w:t>Utilitaire de monitoring (CPU/RAM)</w:t>
+      </w:r>
+    </w:p>
+    <w:p>
+      <w:pPr>
+        <w:pStyle w:val="Heading3"/>
+        <w:bidi w:val="0"/>
+        <w:ind w:hanging="0" w:start="0"/>
+        <w:jc w:val="start"/>
+        <w:rPr/>
+      </w:pPr>
+      <w:r>
+        <w:rPr/>
+        <w:t xml:space="preserve">🔺 </w:t>
+      </w:r>
+      <w:r>
+        <w:rPr/>
+        <w:t>Difficile</w:t>
+      </w:r>
+    </w:p>
+    <w:p>
+      <w:pPr>
+        <w:pStyle w:val="BodyText"/>
+        <w:numPr>
+          <w:ilvl w:val="0"/>
           <w:numId w:val="18"/>
         </w:numPr>
         <w:tabs>
@@ -3835,7 +4052,7 @@
       </w:pPr>
       <w:r>
         <w:rPr/>
-        <w:t>API REST (Actix Web)</w:t>
+        <w:t>Compilateur simplifié vers bytecode</w:t>
       </w:r>
     </w:p>
     <w:p>
@@ -3855,7 +4072,7 @@
       </w:pPr>
       <w:r>
         <w:rPr/>
-        <w:t>Chat TCP asynchrone (tokio)</w:t>
+        <w:t>OS minimaliste (bare metal + qemu)</w:t>
       </w:r>
     </w:p>
     <w:p>
@@ -3875,7 +4092,7 @@
       </w:pPr>
       <w:r>
         <w:rPr/>
-        <w:t>Analyseur de logs système</w:t>
+        <w:t>Sniffer réseau asynchrone</w:t>
       </w:r>
     </w:p>
     <w:p>
@@ -3895,7 +4112,7 @@
       </w:pPr>
       <w:r>
         <w:rPr/>
-        <w:t>Implémentation d’une pile et d’une file</w:t>
+        <w:t>Interpréteur de script</w:t>
       </w:r>
     </w:p>
     <w:p>
@@ -3915,7 +4132,7 @@
       </w:pPr>
       <w:r>
         <w:rPr/>
-        <w:t>Parsing de fichiers CSV</w:t>
+        <w:t>Créer un moteur ECS pour un jeu</w:t>
       </w:r>
     </w:p>
     <w:p>
@@ -3935,7 +4152,7 @@
       </w:pPr>
       <w:r>
         <w:rPr/>
-        <w:t>Générateur de QR Code</w:t>
+        <w:t>Implémentation d’un protocole réseau (HTTP/FTP)</w:t>
       </w:r>
     </w:p>
     <w:p>
@@ -3955,7 +4172,7 @@
       </w:pPr>
       <w:r>
         <w:rPr/>
-        <w:t>Créer une mini-lib Rust (crate)</w:t>
+        <w:t>Jeu 2D (Bevy Engine)</w:t>
       </w:r>
     </w:p>
     <w:p>
@@ -3975,7 +4192,7 @@
       </w:pPr>
       <w:r>
         <w:rPr/>
-        <w:t>Simulateur d’automate fini</w:t>
+        <w:t>Système de fichiers virtuel</w:t>
       </w:r>
     </w:p>
     <w:p>
@@ -3995,203 +4212,6 @@
       </w:pPr>
       <w:r>
         <w:rPr/>
-        <w:t>Utilitaire de monitoring (CPU/RAM)</w:t>
-      </w:r>
-    </w:p>
-    <w:p>
-      <w:pPr>
-        <w:pStyle w:val="Heading3"/>
-        <w:bidi w:val="0"/>
-        <w:ind w:hanging="0" w:start="0"/>
-        <w:jc w:val="start"/>
-        <w:rPr/>
-      </w:pPr>
-      <w:r>
-        <w:rPr/>
-        <w:t xml:space="preserve">🔺 </w:t>
-      </w:r>
-      <w:r>
-        <w:rPr/>
-        <w:t>Difficile</w:t>
-      </w:r>
-    </w:p>
-    <w:p>
-      <w:pPr>
-        <w:pStyle w:val="BodyText"/>
-        <w:numPr>
-          <w:ilvl w:val="0"/>
-          <w:numId w:val="19"/>
-        </w:numPr>
-        <w:tabs>
-          <w:tab w:val="left" w:pos="709" w:leader="none"/>
-        </w:tabs>
-        <w:bidi w:val="0"/>
-        <w:ind w:hanging="283" w:start="709"/>
-        <w:jc w:val="start"/>
-        <w:rPr/>
-      </w:pPr>
-      <w:r>
-        <w:rPr/>
-        <w:t>Compilateur simplifié vers bytecode</w:t>
-      </w:r>
-    </w:p>
-    <w:p>
-      <w:pPr>
-        <w:pStyle w:val="BodyText"/>
-        <w:numPr>
-          <w:ilvl w:val="0"/>
-          <w:numId w:val="19"/>
-        </w:numPr>
-        <w:tabs>
-          <w:tab w:val="left" w:pos="709" w:leader="none"/>
-        </w:tabs>
-        <w:bidi w:val="0"/>
-        <w:ind w:hanging="283" w:start="709"/>
-        <w:jc w:val="start"/>
-        <w:rPr/>
-      </w:pPr>
-      <w:r>
-        <w:rPr/>
-        <w:t>OS minimaliste (bare metal + qemu)</w:t>
-      </w:r>
-    </w:p>
-    <w:p>
-      <w:pPr>
-        <w:pStyle w:val="BodyText"/>
-        <w:numPr>
-          <w:ilvl w:val="0"/>
-          <w:numId w:val="19"/>
-        </w:numPr>
-        <w:tabs>
-          <w:tab w:val="left" w:pos="709" w:leader="none"/>
-        </w:tabs>
-        <w:bidi w:val="0"/>
-        <w:ind w:hanging="283" w:start="709"/>
-        <w:jc w:val="start"/>
-        <w:rPr/>
-      </w:pPr>
-      <w:r>
-        <w:rPr/>
-        <w:t>Sniffer réseau asynchrone</w:t>
-      </w:r>
-    </w:p>
-    <w:p>
-      <w:pPr>
-        <w:pStyle w:val="BodyText"/>
-        <w:numPr>
-          <w:ilvl w:val="0"/>
-          <w:numId w:val="19"/>
-        </w:numPr>
-        <w:tabs>
-          <w:tab w:val="left" w:pos="709" w:leader="none"/>
-        </w:tabs>
-        <w:bidi w:val="0"/>
-        <w:ind w:hanging="283" w:start="709"/>
-        <w:jc w:val="start"/>
-        <w:rPr/>
-      </w:pPr>
-      <w:r>
-        <w:rPr/>
-        <w:t>Interpréteur de script</w:t>
-      </w:r>
-    </w:p>
-    <w:p>
-      <w:pPr>
-        <w:pStyle w:val="BodyText"/>
-        <w:numPr>
-          <w:ilvl w:val="0"/>
-          <w:numId w:val="19"/>
-        </w:numPr>
-        <w:tabs>
-          <w:tab w:val="left" w:pos="709" w:leader="none"/>
-        </w:tabs>
-        <w:bidi w:val="0"/>
-        <w:ind w:hanging="283" w:start="709"/>
-        <w:jc w:val="start"/>
-        <w:rPr/>
-      </w:pPr>
-      <w:r>
-        <w:rPr/>
-        <w:t>Créer un moteur ECS pour un jeu</w:t>
-      </w:r>
-    </w:p>
-    <w:p>
-      <w:pPr>
-        <w:pStyle w:val="BodyText"/>
-        <w:numPr>
-          <w:ilvl w:val="0"/>
-          <w:numId w:val="19"/>
-        </w:numPr>
-        <w:tabs>
-          <w:tab w:val="left" w:pos="709" w:leader="none"/>
-        </w:tabs>
-        <w:bidi w:val="0"/>
-        <w:ind w:hanging="283" w:start="709"/>
-        <w:jc w:val="start"/>
-        <w:rPr/>
-      </w:pPr>
-      <w:r>
-        <w:rPr/>
-        <w:t>Implémentation d’un protocole réseau (HTTP/FTP)</w:t>
-      </w:r>
-    </w:p>
-    <w:p>
-      <w:pPr>
-        <w:pStyle w:val="BodyText"/>
-        <w:numPr>
-          <w:ilvl w:val="0"/>
-          <w:numId w:val="19"/>
-        </w:numPr>
-        <w:tabs>
-          <w:tab w:val="left" w:pos="709" w:leader="none"/>
-        </w:tabs>
-        <w:bidi w:val="0"/>
-        <w:ind w:hanging="283" w:start="709"/>
-        <w:jc w:val="start"/>
-        <w:rPr/>
-      </w:pPr>
-      <w:r>
-        <w:rPr/>
-        <w:t>Jeu 2D (Bevy Engine)</w:t>
-      </w:r>
-    </w:p>
-    <w:p>
-      <w:pPr>
-        <w:pStyle w:val="BodyText"/>
-        <w:numPr>
-          <w:ilvl w:val="0"/>
-          <w:numId w:val="19"/>
-        </w:numPr>
-        <w:tabs>
-          <w:tab w:val="left" w:pos="709" w:leader="none"/>
-        </w:tabs>
-        <w:bidi w:val="0"/>
-        <w:ind w:hanging="283" w:start="709"/>
-        <w:jc w:val="start"/>
-        <w:rPr/>
-      </w:pPr>
-      <w:r>
-        <w:rPr/>
-        <w:t>Système de fichiers virtuel</w:t>
-      </w:r>
-    </w:p>
-    <w:p>
-      <w:pPr>
-        <w:pStyle w:val="BodyText"/>
-        <w:numPr>
-          <w:ilvl w:val="0"/>
-          <w:numId w:val="19"/>
-        </w:numPr>
-        <w:tabs>
-          <w:tab w:val="left" w:pos="709" w:leader="none"/>
-        </w:tabs>
-        <w:bidi w:val="0"/>
-        <w:ind w:hanging="283" w:start="709"/>
-        <w:jc w:val="start"/>
-        <w:rPr/>
-      </w:pPr>
-      <w:r>
-        <w:rPr/>
         <w:t>Librairie de chiffrement (AES/RSA)</w:t>
       </w:r>
     </w:p>
@@ -4200,7 +4220,7 @@
         <w:pStyle w:val="BodyText"/>
         <w:numPr>
           <w:ilvl w:val="0"/>
-          <w:numId w:val="19"/>
+          <w:numId w:val="18"/>
         </w:numPr>
         <w:tabs>
           <w:tab w:val="left" w:pos="709" w:leader="none"/>
@@ -4244,120 +4264,120 @@
   <w:abstractNum w:abstractNumId="1">
     <w:lvl w:ilvl="0">
       <w:start w:val="1"/>
-      <w:numFmt w:val="none"/>
-      <w:suff w:val="nothing"/>
-      <w:lvlText w:val="%1"/>
-      <w:lvlJc w:val="start"/>
-      <w:pPr>
-        <w:tabs>
-          <w:tab w:val="num" w:pos="0"/>
-        </w:tabs>
-        <w:ind w:start="0" w:hanging="0"/>
-      </w:pPr>
+      <w:numFmt w:val="decimal"/>
+      <w:lvlText w:val="%1."/>
+      <w:lvlJc w:val="start"/>
+      <w:pPr>
+        <w:tabs>
+          <w:tab w:val="num" w:pos="709"/>
+        </w:tabs>
+        <w:ind w:start="709" w:hanging="283"/>
+      </w:pPr>
+      <w:rPr/>
     </w:lvl>
     <w:lvl w:ilvl="1">
       <w:start w:val="1"/>
-      <w:numFmt w:val="none"/>
-      <w:suff w:val="nothing"/>
-      <w:lvlText w:val="%2"/>
-      <w:lvlJc w:val="start"/>
-      <w:pPr>
-        <w:tabs>
-          <w:tab w:val="num" w:pos="0"/>
-        </w:tabs>
-        <w:ind w:start="0" w:hanging="0"/>
-      </w:pPr>
+      <w:numFmt w:val="decimal"/>
+      <w:lvlText w:val="%2."/>
+      <w:lvlJc w:val="start"/>
+      <w:pPr>
+        <w:tabs>
+          <w:tab w:val="num" w:pos="1418"/>
+        </w:tabs>
+        <w:ind w:start="1418" w:hanging="283"/>
+      </w:pPr>
+      <w:rPr/>
     </w:lvl>
     <w:lvl w:ilvl="2">
       <w:start w:val="1"/>
-      <w:numFmt w:val="none"/>
-      <w:suff w:val="nothing"/>
-      <w:lvlText w:val="%3"/>
-      <w:lvlJc w:val="start"/>
-      <w:pPr>
-        <w:tabs>
-          <w:tab w:val="num" w:pos="0"/>
-        </w:tabs>
-        <w:ind w:start="0" w:hanging="0"/>
-      </w:pPr>
+      <w:numFmt w:val="decimal"/>
+      <w:lvlText w:val="%3."/>
+      <w:lvlJc w:val="start"/>
+      <w:pPr>
+        <w:tabs>
+          <w:tab w:val="num" w:pos="2127"/>
+        </w:tabs>
+        <w:ind w:start="2127" w:hanging="283"/>
+      </w:pPr>
+      <w:rPr/>
     </w:lvl>
     <w:lvl w:ilvl="3">
       <w:start w:val="1"/>
-      <w:numFmt w:val="none"/>
-      <w:suff w:val="nothing"/>
-      <w:lvlText w:val="%4"/>
-      <w:lvlJc w:val="start"/>
-      <w:pPr>
-        <w:tabs>
-          <w:tab w:val="num" w:pos="0"/>
-        </w:tabs>
-        <w:ind w:start="0" w:hanging="0"/>
-      </w:pPr>
+      <w:numFmt w:val="decimal"/>
+      <w:lvlText w:val="%4."/>
+      <w:lvlJc w:val="start"/>
+      <w:pPr>
+        <w:tabs>
+          <w:tab w:val="num" w:pos="2836"/>
+        </w:tabs>
+        <w:ind w:start="2836" w:hanging="283"/>
+      </w:pPr>
+      <w:rPr/>
     </w:lvl>
     <w:lvl w:ilvl="4">
       <w:start w:val="1"/>
-      <w:numFmt w:val="none"/>
-      <w:suff w:val="nothing"/>
-      <w:lvlText w:val="%5"/>
-      <w:lvlJc w:val="start"/>
-      <w:pPr>
-        <w:tabs>
-          <w:tab w:val="num" w:pos="0"/>
-        </w:tabs>
-        <w:ind w:start="0" w:hanging="0"/>
-      </w:pPr>
+      <w:numFmt w:val="decimal"/>
+      <w:lvlText w:val="%5."/>
+      <w:lvlJc w:val="start"/>
+      <w:pPr>
+        <w:tabs>
+          <w:tab w:val="num" w:pos="3545"/>
+        </w:tabs>
+        <w:ind w:start="3545" w:hanging="283"/>
+      </w:pPr>
+      <w:rPr/>
     </w:lvl>
     <w:lvl w:ilvl="5">
       <w:start w:val="1"/>
-      <w:numFmt w:val="none"/>
-      <w:suff w:val="nothing"/>
-      <w:lvlText w:val="%6"/>
-      <w:lvlJc w:val="start"/>
-      <w:pPr>
-        <w:tabs>
-          <w:tab w:val="num" w:pos="0"/>
-        </w:tabs>
-        <w:ind w:start="0" w:hanging="0"/>
-      </w:pPr>
+      <w:numFmt w:val="decimal"/>
+      <w:lvlText w:val="%6."/>
+      <w:lvlJc w:val="start"/>
+      <w:pPr>
+        <w:tabs>
+          <w:tab w:val="num" w:pos="4254"/>
+        </w:tabs>
+        <w:ind w:start="4254" w:hanging="283"/>
+      </w:pPr>
+      <w:rPr/>
     </w:lvl>
     <w:lvl w:ilvl="6">
       <w:start w:val="1"/>
-      <w:numFmt w:val="none"/>
-      <w:suff w:val="nothing"/>
-      <w:lvlText w:val="%7"/>
-      <w:lvlJc w:val="start"/>
-      <w:pPr>
-        <w:tabs>
-          <w:tab w:val="num" w:pos="0"/>
-        </w:tabs>
-        <w:ind w:start="0" w:hanging="0"/>
-      </w:pPr>
+      <w:numFmt w:val="decimal"/>
+      <w:lvlText w:val="%7."/>
+      <w:lvlJc w:val="start"/>
+      <w:pPr>
+        <w:tabs>
+          <w:tab w:val="num" w:pos="4963"/>
+        </w:tabs>
+        <w:ind w:start="4963" w:hanging="283"/>
+      </w:pPr>
+      <w:rPr/>
     </w:lvl>
     <w:lvl w:ilvl="7">
       <w:start w:val="1"/>
-      <w:numFmt w:val="none"/>
-      <w:suff w:val="nothing"/>
-      <w:lvlText w:val="%8"/>
-      <w:lvlJc w:val="start"/>
-      <w:pPr>
-        <w:tabs>
-          <w:tab w:val="num" w:pos="0"/>
-        </w:tabs>
-        <w:ind w:start="0" w:hanging="0"/>
-      </w:pPr>
+      <w:numFmt w:val="decimal"/>
+      <w:lvlText w:val="%8."/>
+      <w:lvlJc w:val="start"/>
+      <w:pPr>
+        <w:tabs>
+          <w:tab w:val="num" w:pos="5672"/>
+        </w:tabs>
+        <w:ind w:start="5672" w:hanging="283"/>
+      </w:pPr>
+      <w:rPr/>
     </w:lvl>
     <w:lvl w:ilvl="8">
       <w:start w:val="1"/>
-      <w:numFmt w:val="none"/>
-      <w:suff w:val="nothing"/>
-      <w:lvlText w:val="%9"/>
-      <w:lvlJc w:val="start"/>
-      <w:pPr>
-        <w:tabs>
-          <w:tab w:val="num" w:pos="0"/>
-        </w:tabs>
-        <w:ind w:start="0" w:hanging="0"/>
-      </w:pPr>
+      <w:numFmt w:val="decimal"/>
+      <w:lvlText w:val="%9."/>
+      <w:lvlJc w:val="start"/>
+      <w:pPr>
+        <w:tabs>
+          <w:tab w:val="num" w:pos="6381"/>
+        </w:tabs>
+        <w:ind w:start="6381" w:hanging="283"/>
+      </w:pPr>
+      <w:rPr/>
     </w:lvl>
   </w:abstractNum>
   <w:abstractNum w:abstractNumId="2">
@@ -6386,120 +6406,120 @@
   <w:abstractNum w:abstractNumId="19">
     <w:lvl w:ilvl="0">
       <w:start w:val="1"/>
-      <w:numFmt w:val="decimal"/>
-      <w:lvlText w:val="%1."/>
-      <w:lvlJc w:val="start"/>
-      <w:pPr>
-        <w:tabs>
-          <w:tab w:val="num" w:pos="709"/>
-        </w:tabs>
-        <w:ind w:start="709" w:hanging="283"/>
-      </w:pPr>
-      <w:rPr/>
+      <w:numFmt w:val="none"/>
+      <w:suff w:val="nothing"/>
+      <w:lvlText w:val=""/>
+      <w:lvlJc w:val="start"/>
+      <w:pPr>
+        <w:tabs>
+          <w:tab w:val="num" w:pos="0"/>
+        </w:tabs>
+        <w:ind w:start="0" w:hanging="0"/>
+      </w:pPr>
     </w:lvl>
     <w:lvl w:ilvl="1">
       <w:start w:val="1"/>
-      <w:numFmt w:val="decimal"/>
-      <w:lvlText w:val="%2."/>
-      <w:lvlJc w:val="start"/>
-      <w:pPr>
-        <w:tabs>
-          <w:tab w:val="num" w:pos="1418"/>
-        </w:tabs>
-        <w:ind w:start="1418" w:hanging="283"/>
-      </w:pPr>
-      <w:rPr/>
+      <w:numFmt w:val="none"/>
+      <w:suff w:val="nothing"/>
+      <w:lvlText w:val=""/>
+      <w:lvlJc w:val="start"/>
+      <w:pPr>
+        <w:tabs>
+          <w:tab w:val="num" w:pos="0"/>
+        </w:tabs>
+        <w:ind w:start="0" w:hanging="0"/>
+      </w:pPr>
     </w:lvl>
     <w:lvl w:ilvl="2">
       <w:start w:val="1"/>
-      <w:numFmt w:val="decimal"/>
-      <w:lvlText w:val="%3."/>
-      <w:lvlJc w:val="start"/>
-      <w:pPr>
-        <w:tabs>
-          <w:tab w:val="num" w:pos="2127"/>
-        </w:tabs>
-        <w:ind w:start="2127" w:hanging="283"/>
-      </w:pPr>
-      <w:rPr/>
+      <w:numFmt w:val="none"/>
+      <w:suff w:val="nothing"/>
+      <w:lvlText w:val=""/>
+      <w:lvlJc w:val="start"/>
+      <w:pPr>
+        <w:tabs>
+          <w:tab w:val="num" w:pos="0"/>
+        </w:tabs>
+        <w:ind w:start="0" w:hanging="0"/>
+      </w:pPr>
     </w:lvl>
     <w:lvl w:ilvl="3">
       <w:start w:val="1"/>
-      <w:numFmt w:val="decimal"/>
-      <w:lvlText w:val="%4."/>
-      <w:lvlJc w:val="start"/>
-      <w:pPr>
-        <w:tabs>
-          <w:tab w:val="num" w:pos="2836"/>
-        </w:tabs>
-        <w:ind w:start="2836" w:hanging="283"/>
-      </w:pPr>
-      <w:rPr/>
+      <w:numFmt w:val="none"/>
+      <w:suff w:val="nothing"/>
+      <w:lvlText w:val=""/>
+      <w:lvlJc w:val="start"/>
+      <w:pPr>
+        <w:tabs>
+          <w:tab w:val="num" w:pos="0"/>
+        </w:tabs>
+        <w:ind w:start="0" w:hanging="0"/>
+      </w:pPr>
     </w:lvl>
     <w:lvl w:ilvl="4">
       <w:start w:val="1"/>
-      <w:numFmt w:val="decimal"/>
-      <w:lvlText w:val="%5."/>
-      <w:lvlJc w:val="start"/>
-      <w:pPr>
-        <w:tabs>
-          <w:tab w:val="num" w:pos="3545"/>
-        </w:tabs>
-        <w:ind w:start="3545" w:hanging="283"/>
-      </w:pPr>
-      <w:rPr/>
+      <w:numFmt w:val="none"/>
+      <w:suff w:val="nothing"/>
+      <w:lvlText w:val=""/>
+      <w:lvlJc w:val="start"/>
+      <w:pPr>
+        <w:tabs>
+          <w:tab w:val="num" w:pos="0"/>
+        </w:tabs>
+        <w:ind w:start="0" w:hanging="0"/>
+      </w:pPr>
     </w:lvl>
     <w:lvl w:ilvl="5">
       <w:start w:val="1"/>
-      <w:numFmt w:val="decimal"/>
-      <w:lvlText w:val="%6."/>
-      <w:lvlJc w:val="start"/>
-      <w:pPr>
-        <w:tabs>
-          <w:tab w:val="num" w:pos="4254"/>
-        </w:tabs>
-        <w:ind w:start="4254" w:hanging="283"/>
-      </w:pPr>
-      <w:rPr/>
+      <w:numFmt w:val="none"/>
+      <w:suff w:val="nothing"/>
+      <w:lvlText w:val=""/>
+      <w:lvlJc w:val="start"/>
+      <w:pPr>
+        <w:tabs>
+          <w:tab w:val="num" w:pos="0"/>
+        </w:tabs>
+        <w:ind w:start="0" w:hanging="0"/>
+      </w:pPr>
     </w:lvl>
     <w:lvl w:ilvl="6">
       <w:start w:val="1"/>
-      <w:numFmt w:val="decimal"/>
-      <w:lvlText w:val="%7."/>
-      <w:lvlJc w:val="start"/>
-      <w:pPr>
-        <w:tabs>
-          <w:tab w:val="num" w:pos="4963"/>
-        </w:tabs>
-        <w:ind w:start="4963" w:hanging="283"/>
-      </w:pPr>
-      <w:rPr/>
+      <w:numFmt w:val="none"/>
+      <w:suff w:val="nothing"/>
+      <w:lvlText w:val=""/>
+      <w:lvlJc w:val="start"/>
+      <w:pPr>
+        <w:tabs>
+          <w:tab w:val="num" w:pos="0"/>
+        </w:tabs>
+        <w:ind w:start="0" w:hanging="0"/>
+      </w:pPr>
     </w:lvl>
     <w:lvl w:ilvl="7">
       <w:start w:val="1"/>
-      <w:numFmt w:val="decimal"/>
-      <w:lvlText w:val="%8."/>
-      <w:lvlJc w:val="start"/>
-      <w:pPr>
-        <w:tabs>
-          <w:tab w:val="num" w:pos="5672"/>
-        </w:tabs>
-        <w:ind w:start="5672" w:hanging="283"/>
-      </w:pPr>
-      <w:rPr/>
+      <w:numFmt w:val="none"/>
+      <w:suff w:val="nothing"/>
+      <w:lvlText w:val=""/>
+      <w:lvlJc w:val="start"/>
+      <w:pPr>
+        <w:tabs>
+          <w:tab w:val="num" w:pos="0"/>
+        </w:tabs>
+        <w:ind w:start="0" w:hanging="0"/>
+      </w:pPr>
     </w:lvl>
     <w:lvl w:ilvl="8">
       <w:start w:val="1"/>
-      <w:numFmt w:val="decimal"/>
-      <w:lvlText w:val="%9."/>
-      <w:lvlJc w:val="start"/>
-      <w:pPr>
-        <w:tabs>
-          <w:tab w:val="num" w:pos="6381"/>
-        </w:tabs>
-        <w:ind w:start="6381" w:hanging="283"/>
-      </w:pPr>
-      <w:rPr/>
+      <w:numFmt w:val="none"/>
+      <w:suff w:val="nothing"/>
+      <w:lvlText w:val=""/>
+      <w:lvlJc w:val="start"/>
+      <w:pPr>
+        <w:tabs>
+          <w:tab w:val="num" w:pos="0"/>
+        </w:tabs>
+        <w:ind w:start="0" w:hanging="0"/>
+      </w:pPr>
     </w:lvl>
   </w:abstractNum>
   <w:num w:numId="1">
@@ -6586,9 +6606,7 @@
     <w:pPr>
       <w:widowControl/>
       <w:suppressAutoHyphens w:val="true"/>
-      <w:kinsoku w:val="true"/>
-      <w:overflowPunct w:val="true"/>
-      <w:autoSpaceDE w:val="true"/>
+      <w:overflowPunct w:val="false"/>
       <w:bidi w:val="0"/>
       <w:spacing w:before="0" w:after="0"/>
       <w:jc w:val="start"/>
